--- a/lessons/2-3/downloads/reveal/2.6-session-2-practice-form-b.docx
+++ b/lessons/2-3/downloads/reveal/2.6-session-2-practice-form-b.docx
@@ -81,7 +81,7 @@
           <w:sz w:val="19"/>
           <w:szCs w:val="19"/>
         </w:rPr>
-        <w:t xml:space="preserve">Lesson 2-6  ·  Session 2  ·  Practice  ·  Form B</w:t>
+        <w:t xml:space="preserve">Lesson 2-3  ·  Session 2  ·  Practice  ·  Form B</w:t>
       </w:r>
     </w:p>
     <w:p>
@@ -4840,7 +4840,7 @@
               <w:sz w:val="15"/>
               <w:szCs w:val="15"/>
             </w:rPr>
-            <w:t xml:space="preserve">Lesson 2-6  ·  Session 2  ·  Practice Form B</w:t>
+            <w:t xml:space="preserve">Lesson 2-3  ·  Session 2  ·  Practice Form B</w:t>
           </w:r>
         </w:p>
       </w:tc>

--- a/lessons/2-3/downloads/reveal/2.6-session-2-practice-form-b.docx
+++ b/lessons/2-3/downloads/reveal/2.6-session-2-practice-form-b.docx
@@ -15,7 +15,7 @@
         <w:rPr>
           <w:rFonts w:ascii="Avenir Next" w:hAnsi="Avenir Next" w:cs="Avenir Next" w:eastAsia="Avenir Next"/>
           <w:color w:val="1A1A1A"/>
-          <w:sz w:val="20"/>
+          <w:sz w:val="22"/>
           <w:szCs w:val="20"/>
         </w:rPr>
         <w:t xml:space="preserve">Name</w:t>
@@ -33,7 +33,7 @@
         <w:rPr>
           <w:rFonts w:ascii="Avenir Next" w:hAnsi="Avenir Next" w:cs="Avenir Next" w:eastAsia="Avenir Next"/>
           <w:color w:val="1A1A1A"/>
-          <w:sz w:val="20"/>
+          <w:sz w:val="22"/>
           <w:szCs w:val="20"/>
         </w:rPr>
         <w:t xml:space="preserve">   Date</w:t>
@@ -51,7 +51,7 @@
         <w:rPr>
           <w:rFonts w:ascii="Avenir Next" w:hAnsi="Avenir Next" w:cs="Avenir Next" w:eastAsia="Avenir Next"/>
           <w:color w:val="1A1A1A"/>
-          <w:sz w:val="20"/>
+          <w:sz w:val="22"/>
           <w:szCs w:val="20"/>
         </w:rPr>
         <w:t xml:space="preserve">   Period</w:t>
@@ -78,14 +78,15 @@
           <w:caps/>
           <w:color w:val="003A70"/>
           <w:spacing w:val="12"/>
-          <w:sz w:val="19"/>
+          <w:sz w:val="22"/>
           <w:szCs w:val="19"/>
         </w:rPr>
-        <w:t xml:space="preserve">Lesson 2-3  ·  Session 2  ·  Practice  ·  Form B</w:t>
+        <w:t xml:space="preserve">Lesson 2-6  ·  Session 2  ·  Practice  ·  Form B</w:t>
       </w:r>
     </w:p>
     <w:p>
       <w:pPr>
+        <w:pStyle w:val="Heading1"/>
         <w:keepNext/>
         <w:spacing w:before="0" w:after="10" w:line="240" w:lineRule="auto"/>
       </w:pPr>
@@ -111,7 +112,7 @@
         <w:rPr>
           <w:rFonts w:ascii="Avenir Next" w:hAnsi="Avenir Next" w:cs="Avenir Next" w:eastAsia="Avenir Next"/>
           <w:color w:val="5A5F66"/>
-          <w:sz w:val="17"/>
+          <w:sz w:val="22"/>
           <w:szCs w:val="17"/>
         </w:rPr>
         <w:t xml:space="preserve">Learning target — I can compare two distributions using the median and the interquartile range together.</w:t>
@@ -128,7 +129,7 @@
     </w:p>
     <w:p>
       <w:pPr>
-        <w:spacing w:before="0" w:after="0" w:line="60" w:lineRule="auto"/>
+        <w:spacing w:before="0" w:after="0" w:line="50" w:lineRule="exact"/>
       </w:pPr>
     </w:p>
     <w:tbl>
@@ -167,6 +168,7 @@
           </w:tcPr>
           <w:p>
             <w:pPr>
+              <w:pStyle w:val="Heading2"/>
               <w:spacing w:before="0" w:after="40" w:line="264" w:lineRule="auto"/>
             </w:pPr>
             <w:r>
@@ -194,35 +196,35 @@
                 <w:rFonts w:ascii="Avenir Next" w:hAnsi="Avenir Next" w:cs="Avenir Next" w:eastAsia="Avenir Next"/>
                 <w:b/>
                 <w:color w:val="003A70"/>
+                <w:sz w:val="22"/>
+                <w:szCs w:val="18"/>
+              </w:rPr>
+              <w:t xml:space="preserve">•</w:t>
+            </w:r>
+            <w:r>
+              <w:rPr>
+                <w:rFonts w:ascii="Avenir Next" w:hAnsi="Avenir Next" w:cs="Avenir Next" w:eastAsia="Avenir Next"/>
+                <w:color w:val="1A1A1A"/>
                 <w:sz w:val="18"/>
                 <w:szCs w:val="18"/>
               </w:rPr>
-              <w:t xml:space="preserve">•</w:t>
-            </w:r>
-            <w:r>
-              <w:rPr>
-                <w:rFonts w:ascii="Avenir Next" w:hAnsi="Avenir Next" w:cs="Avenir Next" w:eastAsia="Avenir Next"/>
-                <w:color w:val="1A1A1A"/>
-                <w:sz w:val="18"/>
+              <w:tab/>
+            </w:r>
+            <w:r>
+              <w:rPr>
+                <w:rFonts w:ascii="Avenir Next" w:hAnsi="Avenir Next" w:cs="Avenir Next" w:eastAsia="Avenir Next"/>
+                <w:b/>
+                <w:color w:val="1A1A1A"/>
+                <w:sz w:val="22"/>
                 <w:szCs w:val="18"/>
               </w:rPr>
-              <w:tab/>
-            </w:r>
-            <w:r>
-              <w:rPr>
-                <w:rFonts w:ascii="Avenir Next" w:hAnsi="Avenir Next" w:cs="Avenir Next" w:eastAsia="Avenir Next"/>
-                <w:b/>
-                <w:color w:val="1A1A1A"/>
-                <w:sz w:val="18"/>
-                <w:szCs w:val="18"/>
-              </w:rPr>
               <w:t xml:space="preserve">Median</w:t>
             </w:r>
             <w:r>
               <w:rPr>
                 <w:rFonts w:ascii="Avenir Next" w:hAnsi="Avenir Next" w:cs="Avenir Next" w:eastAsia="Avenir Next"/>
                 <w:color w:val="1A1A1A"/>
-                <w:sz w:val="18"/>
+                <w:sz w:val="22"/>
                 <w:szCs w:val="18"/>
               </w:rPr>
               <w:t xml:space="preserve"> = center: which group is typically higher or lower?</w:t>
@@ -241,54 +243,54 @@
                 <w:rFonts w:ascii="Avenir Next" w:hAnsi="Avenir Next" w:cs="Avenir Next" w:eastAsia="Avenir Next"/>
                 <w:b/>
                 <w:color w:val="003A70"/>
+                <w:sz w:val="22"/>
+                <w:szCs w:val="18"/>
+              </w:rPr>
+              <w:t xml:space="preserve">•</w:t>
+            </w:r>
+            <w:r>
+              <w:rPr>
+                <w:rFonts w:ascii="Avenir Next" w:hAnsi="Avenir Next" w:cs="Avenir Next" w:eastAsia="Avenir Next"/>
+                <w:color w:val="1A1A1A"/>
                 <w:sz w:val="18"/>
                 <w:szCs w:val="18"/>
               </w:rPr>
-              <w:t xml:space="preserve">•</w:t>
-            </w:r>
-            <w:r>
-              <w:rPr>
-                <w:rFonts w:ascii="Avenir Next" w:hAnsi="Avenir Next" w:cs="Avenir Next" w:eastAsia="Avenir Next"/>
-                <w:color w:val="1A1A1A"/>
-                <w:sz w:val="18"/>
+              <w:tab/>
+            </w:r>
+            <w:r>
+              <w:rPr>
+                <w:rFonts w:ascii="Avenir Next" w:hAnsi="Avenir Next" w:cs="Avenir Next" w:eastAsia="Avenir Next"/>
+                <w:b/>
+                <w:color w:val="1A1A1A"/>
+                <w:sz w:val="22"/>
                 <w:szCs w:val="18"/>
               </w:rPr>
-              <w:tab/>
-            </w:r>
-            <w:r>
-              <w:rPr>
-                <w:rFonts w:ascii="Avenir Next" w:hAnsi="Avenir Next" w:cs="Avenir Next" w:eastAsia="Avenir Next"/>
-                <w:b/>
-                <w:color w:val="1A1A1A"/>
-                <w:sz w:val="18"/>
+              <w:t xml:space="preserve">IQR</w:t>
+            </w:r>
+            <w:r>
+              <w:rPr>
+                <w:rFonts w:ascii="Avenir Next" w:hAnsi="Avenir Next" w:cs="Avenir Next" w:eastAsia="Avenir Next"/>
+                <w:color w:val="1A1A1A"/>
+                <w:sz w:val="22"/>
                 <w:szCs w:val="18"/>
               </w:rPr>
-              <w:t xml:space="preserve">IQR</w:t>
-            </w:r>
-            <w:r>
-              <w:rPr>
-                <w:rFonts w:ascii="Avenir Next" w:hAnsi="Avenir Next" w:cs="Avenir Next" w:eastAsia="Avenir Next"/>
-                <w:color w:val="1A1A1A"/>
-                <w:sz w:val="18"/>
+              <w:t xml:space="preserve"> = spread: which group is more </w:t>
+            </w:r>
+            <w:r>
+              <w:rPr>
+                <w:rFonts w:ascii="Avenir Next" w:hAnsi="Avenir Next" w:cs="Avenir Next" w:eastAsia="Avenir Next"/>
+                <w:b/>
+                <w:color w:val="1A1A1A"/>
+                <w:sz w:val="22"/>
                 <w:szCs w:val="18"/>
               </w:rPr>
-              <w:t xml:space="preserve"> = spread: which group is more </w:t>
-            </w:r>
-            <w:r>
-              <w:rPr>
-                <w:rFonts w:ascii="Avenir Next" w:hAnsi="Avenir Next" w:cs="Avenir Next" w:eastAsia="Avenir Next"/>
-                <w:b/>
-                <w:color w:val="1A1A1A"/>
-                <w:sz w:val="18"/>
-                <w:szCs w:val="18"/>
-              </w:rPr>
               <w:t xml:space="preserve">consistent</w:t>
             </w:r>
             <w:r>
               <w:rPr>
                 <w:rFonts w:ascii="Avenir Next" w:hAnsi="Avenir Next" w:cs="Avenir Next" w:eastAsia="Avenir Next"/>
                 <w:color w:val="1A1A1A"/>
-                <w:sz w:val="18"/>
+                <w:sz w:val="22"/>
                 <w:szCs w:val="18"/>
               </w:rPr>
               <w:t xml:space="preserve"> (smaller IQR)?</w:t>
@@ -307,44 +309,44 @@
                 <w:rFonts w:ascii="Avenir Next" w:hAnsi="Avenir Next" w:cs="Avenir Next" w:eastAsia="Avenir Next"/>
                 <w:b/>
                 <w:color w:val="003A70"/>
+                <w:sz w:val="22"/>
+                <w:szCs w:val="18"/>
+              </w:rPr>
+              <w:t xml:space="preserve">•</w:t>
+            </w:r>
+            <w:r>
+              <w:rPr>
+                <w:rFonts w:ascii="Avenir Next" w:hAnsi="Avenir Next" w:cs="Avenir Next" w:eastAsia="Avenir Next"/>
+                <w:color w:val="1A1A1A"/>
                 <w:sz w:val="18"/>
                 <w:szCs w:val="18"/>
               </w:rPr>
-              <w:t xml:space="preserve">•</w:t>
-            </w:r>
-            <w:r>
-              <w:rPr>
-                <w:rFonts w:ascii="Avenir Next" w:hAnsi="Avenir Next" w:cs="Avenir Next" w:eastAsia="Avenir Next"/>
-                <w:color w:val="1A1A1A"/>
-                <w:sz w:val="18"/>
+              <w:tab/>
+            </w:r>
+            <w:r>
+              <w:rPr>
+                <w:rFonts w:ascii="Avenir Next" w:hAnsi="Avenir Next" w:cs="Avenir Next" w:eastAsia="Avenir Next"/>
+                <w:color w:val="1A1A1A"/>
+                <w:sz w:val="22"/>
                 <w:szCs w:val="18"/>
               </w:rPr>
-              <w:tab/>
-            </w:r>
-            <w:r>
-              <w:rPr>
-                <w:rFonts w:ascii="Avenir Next" w:hAnsi="Avenir Next" w:cs="Avenir Next" w:eastAsia="Avenir Next"/>
-                <w:color w:val="1A1A1A"/>
-                <w:sz w:val="18"/>
+              <w:t xml:space="preserve">Use </w:t>
+            </w:r>
+            <w:r>
+              <w:rPr>
+                <w:rFonts w:ascii="Avenir Next" w:hAnsi="Avenir Next" w:cs="Avenir Next" w:eastAsia="Avenir Next"/>
+                <w:b/>
+                <w:color w:val="1A1A1A"/>
+                <w:sz w:val="22"/>
                 <w:szCs w:val="18"/>
               </w:rPr>
-              <w:t xml:space="preserve">Use </w:t>
-            </w:r>
-            <w:r>
-              <w:rPr>
-                <w:rFonts w:ascii="Avenir Next" w:hAnsi="Avenir Next" w:cs="Avenir Next" w:eastAsia="Avenir Next"/>
-                <w:b/>
-                <w:color w:val="1A1A1A"/>
-                <w:sz w:val="18"/>
-                <w:szCs w:val="18"/>
-              </w:rPr>
               <w:t xml:space="preserve">both</w:t>
             </w:r>
             <w:r>
               <w:rPr>
                 <w:rFonts w:ascii="Avenir Next" w:hAnsi="Avenir Next" w:cs="Avenir Next" w:eastAsia="Avenir Next"/>
                 <w:color w:val="1A1A1A"/>
-                <w:sz w:val="18"/>
+                <w:sz w:val="22"/>
                 <w:szCs w:val="18"/>
               </w:rPr>
               <w:t xml:space="preserve"> to decide. Ask what is better here: a shorter wait or a higher score?</w:t>
@@ -359,6 +361,7 @@
           </w:tcPr>
           <w:p>
             <w:pPr>
+              <w:pStyle w:val="Heading2"/>
               <w:spacing w:before="0" w:after="40" w:line="264" w:lineRule="auto"/>
             </w:pPr>
             <w:r>
@@ -381,7 +384,7 @@
               <w:rPr>
                 <w:rFonts w:ascii="Avenir Next" w:hAnsi="Avenir Next" w:cs="Avenir Next" w:eastAsia="Avenir Next"/>
                 <w:color w:val="1A1A1A"/>
-                <w:sz w:val="17"/>
+                <w:sz w:val="22"/>
                 <w:szCs w:val="17"/>
               </w:rPr>
               <w:t xml:space="preserve">Line 1: median 8 min, IQR 7. Line 2: median 13 min, IQR 12.</w:t>
@@ -400,25 +403,25 @@
                 <w:rFonts w:ascii="Avenir Next" w:hAnsi="Avenir Next" w:cs="Avenir Next" w:eastAsia="Avenir Next"/>
                 <w:b/>
                 <w:color w:val="003A70"/>
+                <w:sz w:val="22"/>
+                <w:szCs w:val="17"/>
+              </w:rPr>
+              <w:t xml:space="preserve">Step 1</w:t>
+            </w:r>
+            <w:r>
+              <w:rPr>
+                <w:rFonts w:ascii="Avenir Next" w:hAnsi="Avenir Next" w:cs="Avenir Next" w:eastAsia="Avenir Next"/>
+                <w:color w:val="1A1A1A"/>
                 <w:sz w:val="17"/>
                 <w:szCs w:val="17"/>
               </w:rPr>
-              <w:t xml:space="preserve">Step 1</w:t>
-            </w:r>
-            <w:r>
-              <w:rPr>
-                <w:rFonts w:ascii="Avenir Next" w:hAnsi="Avenir Next" w:cs="Avenir Next" w:eastAsia="Avenir Next"/>
-                <w:color w:val="1A1A1A"/>
-                <w:sz w:val="17"/>
-                <w:szCs w:val="17"/>
-              </w:rPr>
               <w:tab/>
             </w:r>
             <w:r>
               <w:rPr>
                 <w:rFonts w:ascii="Avenir Next" w:hAnsi="Avenir Next" w:cs="Avenir Next" w:eastAsia="Avenir Next"/>
                 <w:color w:val="1A1A1A"/>
-                <w:sz w:val="17"/>
+                <w:sz w:val="22"/>
                 <w:szCs w:val="17"/>
               </w:rPr>
               <w:t xml:space="preserve">Center: 13 − 8 = 5, so Line 1 is typically 5 min shorter.</w:t>
@@ -437,25 +440,25 @@
                 <w:rFonts w:ascii="Avenir Next" w:hAnsi="Avenir Next" w:cs="Avenir Next" w:eastAsia="Avenir Next"/>
                 <w:b/>
                 <w:color w:val="003A70"/>
+                <w:sz w:val="22"/>
+                <w:szCs w:val="17"/>
+              </w:rPr>
+              <w:t xml:space="preserve">Step 2</w:t>
+            </w:r>
+            <w:r>
+              <w:rPr>
+                <w:rFonts w:ascii="Avenir Next" w:hAnsi="Avenir Next" w:cs="Avenir Next" w:eastAsia="Avenir Next"/>
+                <w:color w:val="1A1A1A"/>
                 <w:sz w:val="17"/>
                 <w:szCs w:val="17"/>
               </w:rPr>
-              <w:t xml:space="preserve">Step 2</w:t>
-            </w:r>
-            <w:r>
-              <w:rPr>
-                <w:rFonts w:ascii="Avenir Next" w:hAnsi="Avenir Next" w:cs="Avenir Next" w:eastAsia="Avenir Next"/>
-                <w:color w:val="1A1A1A"/>
-                <w:sz w:val="17"/>
-                <w:szCs w:val="17"/>
-              </w:rPr>
               <w:tab/>
             </w:r>
             <w:r>
               <w:rPr>
                 <w:rFonts w:ascii="Avenir Next" w:hAnsi="Avenir Next" w:cs="Avenir Next" w:eastAsia="Avenir Next"/>
                 <w:color w:val="1A1A1A"/>
-                <w:sz w:val="17"/>
+                <w:sz w:val="22"/>
                 <w:szCs w:val="17"/>
               </w:rPr>
               <w:t xml:space="preserve">Spread: 7 &lt; 12, so Line 1 is steadier.</w:t>
@@ -474,18 +477,18 @@
                 <w:rFonts w:ascii="Avenir Next" w:hAnsi="Avenir Next" w:cs="Avenir Next" w:eastAsia="Avenir Next"/>
                 <w:b/>
                 <w:color w:val="1A1A1A"/>
+                <w:sz w:val="22"/>
+                <w:szCs w:val="17"/>
+              </w:rPr>
+              <w:t xml:space="preserve">Answer</w:t>
+            </w:r>
+            <w:r>
+              <w:rPr>
+                <w:rFonts w:ascii="Avenir Next" w:hAnsi="Avenir Next" w:cs="Avenir Next" w:eastAsia="Avenir Next"/>
+                <w:color w:val="1A1A1A"/>
                 <w:sz w:val="17"/>
                 <w:szCs w:val="17"/>
               </w:rPr>
-              <w:t xml:space="preserve">Answer</w:t>
-            </w:r>
-            <w:r>
-              <w:rPr>
-                <w:rFonts w:ascii="Avenir Next" w:hAnsi="Avenir Next" w:cs="Avenir Next" w:eastAsia="Avenir Next"/>
-                <w:color w:val="1A1A1A"/>
-                <w:sz w:val="17"/>
-                <w:szCs w:val="17"/>
-              </w:rPr>
               <w:tab/>
             </w:r>
             <w:r>
@@ -493,7 +496,7 @@
                 <w:rFonts w:ascii="Avenir Next" w:hAnsi="Avenir Next" w:cs="Avenir Next" w:eastAsia="Avenir Next"/>
                 <w:b/>
                 <w:color w:val="1A1A1A"/>
-                <w:sz w:val="17"/>
+                <w:sz w:val="22"/>
                 <w:szCs w:val="17"/>
               </w:rPr>
               <w:t xml:space="preserve">Join Line 1: shorter and steadier</w:t>
@@ -522,7 +525,7 @@
           <w:rFonts w:ascii="Avenir Next" w:hAnsi="Avenir Next" w:cs="Avenir Next" w:eastAsia="Avenir Next"/>
           <w:b/>
           <w:color w:val="1A1A1A"/>
-          <w:sz w:val="17"/>
+          <w:sz w:val="22"/>
           <w:szCs w:val="17"/>
         </w:rPr>
         <w:t xml:space="preserve">center</w:t>
@@ -532,7 +535,7 @@
           <w:rFonts w:ascii="Avenir Next" w:hAnsi="Avenir Next" w:cs="Avenir Next" w:eastAsia="Avenir Next"/>
           <w:i/>
           <w:color w:val="5A5F66"/>
-          <w:sz w:val="17"/>
+          <w:sz w:val="22"/>
           <w:szCs w:val="17"/>
         </w:rPr>
         <w:t xml:space="preserve"> (centro)</w:t>
@@ -541,7 +544,7 @@
         <w:rPr>
           <w:rFonts w:ascii="Avenir Next" w:hAnsi="Avenir Next" w:cs="Avenir Next" w:eastAsia="Avenir Next"/>
           <w:color w:val="5A5F66"/>
-          <w:sz w:val="17"/>
+          <w:sz w:val="22"/>
           <w:szCs w:val="17"/>
         </w:rPr>
         <w:t xml:space="preserve">   ·   </w:t>
@@ -551,7 +554,7 @@
           <w:rFonts w:ascii="Avenir Next" w:hAnsi="Avenir Next" w:cs="Avenir Next" w:eastAsia="Avenir Next"/>
           <w:b/>
           <w:color w:val="1A1A1A"/>
-          <w:sz w:val="17"/>
+          <w:sz w:val="22"/>
           <w:szCs w:val="17"/>
         </w:rPr>
         <w:t xml:space="preserve">spread</w:t>
@@ -561,7 +564,7 @@
           <w:rFonts w:ascii="Avenir Next" w:hAnsi="Avenir Next" w:cs="Avenir Next" w:eastAsia="Avenir Next"/>
           <w:i/>
           <w:color w:val="5A5F66"/>
-          <w:sz w:val="17"/>
+          <w:sz w:val="22"/>
           <w:szCs w:val="17"/>
         </w:rPr>
         <w:t xml:space="preserve"> (dispersión)</w:t>
@@ -570,7 +573,7 @@
         <w:rPr>
           <w:rFonts w:ascii="Avenir Next" w:hAnsi="Avenir Next" w:cs="Avenir Next" w:eastAsia="Avenir Next"/>
           <w:color w:val="5A5F66"/>
-          <w:sz w:val="17"/>
+          <w:sz w:val="22"/>
           <w:szCs w:val="17"/>
         </w:rPr>
         <w:t xml:space="preserve">   ·   </w:t>
@@ -580,7 +583,7 @@
           <w:rFonts w:ascii="Avenir Next" w:hAnsi="Avenir Next" w:cs="Avenir Next" w:eastAsia="Avenir Next"/>
           <w:b/>
           <w:color w:val="1A1A1A"/>
-          <w:sz w:val="17"/>
+          <w:sz w:val="22"/>
           <w:szCs w:val="17"/>
         </w:rPr>
         <w:t xml:space="preserve">distribution</w:t>
@@ -590,7 +593,7 @@
           <w:rFonts w:ascii="Avenir Next" w:hAnsi="Avenir Next" w:cs="Avenir Next" w:eastAsia="Avenir Next"/>
           <w:i/>
           <w:color w:val="5A5F66"/>
-          <w:sz w:val="17"/>
+          <w:sz w:val="22"/>
           <w:szCs w:val="17"/>
         </w:rPr>
         <w:t xml:space="preserve"> (distribución)</w:t>
@@ -598,6 +601,7 @@
     </w:p>
     <w:p>
       <w:pPr>
+        <w:pStyle w:val="Heading2"/>
         <w:keepNext/>
         <w:pBdr>
           <w:bottom w:val="single" w:sz="8" w:space="3" w:color="003A70"/>
@@ -613,7 +617,7 @@
           <w:b/>
           <w:color w:val="003A70"/>
           <w:spacing w:val="14"/>
-          <w:sz w:val="19"/>
+          <w:sz w:val="22"/>
           <w:szCs w:val="19"/>
         </w:rPr>
         <w:t xml:space="preserve">PRACTICE</w:t>
@@ -632,7 +636,7 @@
           <w:rFonts w:ascii="Avenir Next" w:hAnsi="Avenir Next" w:cs="Avenir Next" w:eastAsia="Avenir Next"/>
           <w:i/>
           <w:color w:val="5A5F66"/>
-          <w:sz w:val="17"/>
+          <w:sz w:val="22"/>
           <w:szCs w:val="17"/>
         </w:rPr>
         <w:t xml:space="preserve">show your work · label units</w:t>
@@ -640,7 +644,7 @@
     </w:p>
     <w:p>
       <w:pPr>
-        <w:spacing w:before="0" w:after="0" w:line="20" w:lineRule="exact"/>
+        <w:spacing w:before="0" w:after="0" w:line="50" w:lineRule="exact"/>
       </w:pPr>
     </w:p>
     <w:tbl>
@@ -690,35 +694,35 @@
                 <w:rFonts w:ascii="Avenir Next" w:hAnsi="Avenir Next" w:cs="Avenir Next" w:eastAsia="Avenir Next"/>
                 <w:b/>
                 <w:color w:val="1A1A1A"/>
+                <w:sz w:val="22"/>
+                <w:szCs w:val="20"/>
+              </w:rPr>
+              <w:t xml:space="preserve">1.</w:t>
+            </w:r>
+            <w:r>
+              <w:rPr>
+                <w:rFonts w:ascii="Avenir Next" w:hAnsi="Avenir Next" w:cs="Avenir Next" w:eastAsia="Avenir Next"/>
+                <w:color w:val="1A1A1A"/>
                 <w:sz w:val="20"/>
                 <w:szCs w:val="20"/>
               </w:rPr>
-              <w:t xml:space="preserve">1.</w:t>
-            </w:r>
-            <w:r>
-              <w:rPr>
-                <w:rFonts w:ascii="Avenir Next" w:hAnsi="Avenir Next" w:cs="Avenir Next" w:eastAsia="Avenir Next"/>
-                <w:color w:val="1A1A1A"/>
-                <w:sz w:val="20"/>
+              <w:tab/>
+            </w:r>
+            <w:r>
+              <w:rPr>
+                <w:rFonts w:ascii="Avenir Next" w:hAnsi="Avenir Next" w:cs="Avenir Next" w:eastAsia="Avenir Next"/>
+                <w:b/>
+                <w:color w:val="1A1A1A"/>
+                <w:sz w:val="22"/>
                 <w:szCs w:val="20"/>
               </w:rPr>
-              <w:tab/>
-            </w:r>
-            <w:r>
-              <w:rPr>
-                <w:rFonts w:ascii="Avenir Next" w:hAnsi="Avenir Next" w:cs="Avenir Next" w:eastAsia="Avenir Next"/>
-                <w:b/>
-                <w:color w:val="1A1A1A"/>
-                <w:sz w:val="20"/>
-                <w:szCs w:val="20"/>
-              </w:rPr>
               <w:t xml:space="preserve">Two Lunch Booths.</w:t>
             </w:r>
             <w:r>
               <w:rPr>
                 <w:rFonts w:ascii="Avenir Next" w:hAnsi="Avenir Next" w:cs="Avenir Next" w:eastAsia="Avenir Next"/>
                 <w:color w:val="1A1A1A"/>
-                <w:sz w:val="20"/>
+                <w:sz w:val="22"/>
                 <w:szCs w:val="20"/>
               </w:rPr>
               <w:t xml:space="preserve">  Wait times (min). Booth 1: 4, 6, 8, 9, 11, 13, 16. Booth 2: 1, 3, 10, 14, 15, 17, 21.</w:t>
@@ -735,7 +739,7 @@
                 <w:rFonts w:ascii="Avenir Next" w:hAnsi="Avenir Next" w:cs="Avenir Next" w:eastAsia="Avenir Next"/>
                 <w:b/>
                 <w:color w:val="003A70"/>
-                <w:sz w:val="17"/>
+                <w:sz w:val="22"/>
                 <w:szCs w:val="17"/>
               </w:rPr>
               <w:t xml:space="preserve">Hint  </w:t>
@@ -745,7 +749,7 @@
                 <w:rFonts w:ascii="Avenir Next" w:hAnsi="Avenir Next" w:cs="Avenir Next" w:eastAsia="Avenir Next"/>
                 <w:i/>
                 <w:color w:val="5A5F66"/>
-                <w:sz w:val="17"/>
+                <w:sz w:val="22"/>
                 <w:szCs w:val="17"/>
               </w:rPr>
               <w:t xml:space="preserve">Lower median = shorter wait. Smaller IQR = steadier.</w:t>
@@ -784,6 +788,7 @@
               <w:trPr>
                 <w:cantSplit/>
                 <w:trHeight w:val="400" w:hRule="atLeast"/>
+                <w:tblHeader/>
               </w:trPr>
               <w:tc>
                 <w:tcPr>
@@ -792,7 +797,7 @@
                 </w:tcPr>
                 <w:p>
                   <w:pPr>
-                    <w:spacing w:before="0" w:after="0" w:line="240" w:lineRule="auto"/>
+                    <w:spacing w:before="0" w:after="0" w:line="50" w:lineRule="exact"/>
                   </w:pPr>
                 </w:p>
               </w:tc>
@@ -812,7 +817,7 @@
                       <w:rFonts w:ascii="Avenir Next" w:hAnsi="Avenir Next" w:cs="Avenir Next" w:eastAsia="Avenir Next"/>
                       <w:b/>
                       <w:color w:val="1A1A1A"/>
-                      <w:sz w:val="19"/>
+                      <w:sz w:val="22"/>
                       <w:szCs w:val="19"/>
                     </w:rPr>
                     <w:t xml:space="preserve">Median</w:t>
@@ -835,7 +840,7 @@
                       <w:rFonts w:ascii="Avenir Next" w:hAnsi="Avenir Next" w:cs="Avenir Next" w:eastAsia="Avenir Next"/>
                       <w:b/>
                       <w:color w:val="1A1A1A"/>
-                      <w:sz w:val="19"/>
+                      <w:sz w:val="22"/>
                       <w:szCs w:val="19"/>
                     </w:rPr>
                     <w:t xml:space="preserve">Q1</w:t>
@@ -858,7 +863,7 @@
                       <w:rFonts w:ascii="Avenir Next" w:hAnsi="Avenir Next" w:cs="Avenir Next" w:eastAsia="Avenir Next"/>
                       <w:b/>
                       <w:color w:val="1A1A1A"/>
-                      <w:sz w:val="19"/>
+                      <w:sz w:val="22"/>
                       <w:szCs w:val="19"/>
                     </w:rPr>
                     <w:t xml:space="preserve">Q3</w:t>
@@ -881,7 +886,7 @@
                       <w:rFonts w:ascii="Avenir Next" w:hAnsi="Avenir Next" w:cs="Avenir Next" w:eastAsia="Avenir Next"/>
                       <w:b/>
                       <w:color w:val="1A1A1A"/>
-                      <w:sz w:val="19"/>
+                      <w:sz w:val="22"/>
                       <w:szCs w:val="19"/>
                     </w:rPr>
                     <w:t xml:space="preserve">IQR</w:t>
@@ -910,7 +915,7 @@
                       <w:rFonts w:ascii="Avenir Next" w:hAnsi="Avenir Next" w:cs="Avenir Next" w:eastAsia="Avenir Next"/>
                       <w:b/>
                       <w:color w:val="1A1A1A"/>
-                      <w:sz w:val="19"/>
+                      <w:sz w:val="22"/>
                       <w:szCs w:val="19"/>
                     </w:rPr>
                     <w:t xml:space="preserve">Booth 1</w:t>
@@ -924,7 +929,7 @@
                 </w:tcPr>
                 <w:p>
                   <w:pPr>
-                    <w:spacing w:before="0" w:after="0" w:line="240" w:lineRule="auto"/>
+                    <w:spacing w:before="0" w:after="0" w:line="50" w:lineRule="exact"/>
                   </w:pPr>
                 </w:p>
               </w:tc>
@@ -935,7 +940,7 @@
                 </w:tcPr>
                 <w:p>
                   <w:pPr>
-                    <w:spacing w:before="0" w:after="0" w:line="240" w:lineRule="auto"/>
+                    <w:spacing w:before="0" w:after="0" w:line="50" w:lineRule="exact"/>
                   </w:pPr>
                 </w:p>
               </w:tc>
@@ -946,7 +951,7 @@
                 </w:tcPr>
                 <w:p>
                   <w:pPr>
-                    <w:spacing w:before="0" w:after="0" w:line="240" w:lineRule="auto"/>
+                    <w:spacing w:before="0" w:after="0" w:line="50" w:lineRule="exact"/>
                   </w:pPr>
                 </w:p>
               </w:tc>
@@ -957,7 +962,7 @@
                 </w:tcPr>
                 <w:p>
                   <w:pPr>
-                    <w:spacing w:before="0" w:after="0" w:line="240" w:lineRule="auto"/>
+                    <w:spacing w:before="0" w:after="0" w:line="50" w:lineRule="exact"/>
                   </w:pPr>
                 </w:p>
               </w:tc>
@@ -983,7 +988,7 @@
                       <w:rFonts w:ascii="Avenir Next" w:hAnsi="Avenir Next" w:cs="Avenir Next" w:eastAsia="Avenir Next"/>
                       <w:b/>
                       <w:color w:val="1A1A1A"/>
-                      <w:sz w:val="19"/>
+                      <w:sz w:val="22"/>
                       <w:szCs w:val="19"/>
                     </w:rPr>
                     <w:t xml:space="preserve">Booth 2</w:t>
@@ -997,7 +1002,7 @@
                 </w:tcPr>
                 <w:p>
                   <w:pPr>
-                    <w:spacing w:before="0" w:after="0" w:line="240" w:lineRule="auto"/>
+                    <w:spacing w:before="0" w:after="0" w:line="50" w:lineRule="exact"/>
                   </w:pPr>
                 </w:p>
               </w:tc>
@@ -1008,7 +1013,7 @@
                 </w:tcPr>
                 <w:p>
                   <w:pPr>
-                    <w:spacing w:before="0" w:after="0" w:line="240" w:lineRule="auto"/>
+                    <w:spacing w:before="0" w:after="0" w:line="50" w:lineRule="exact"/>
                   </w:pPr>
                 </w:p>
               </w:tc>
@@ -1019,7 +1024,7 @@
                 </w:tcPr>
                 <w:p>
                   <w:pPr>
-                    <w:spacing w:before="0" w:after="0" w:line="240" w:lineRule="auto"/>
+                    <w:spacing w:before="0" w:after="0" w:line="50" w:lineRule="exact"/>
                   </w:pPr>
                 </w:p>
               </w:tc>
@@ -1030,7 +1035,7 @@
                 </w:tcPr>
                 <w:p>
                   <w:pPr>
-                    <w:spacing w:before="0" w:after="0" w:line="240" w:lineRule="auto"/>
+                    <w:spacing w:before="0" w:after="0" w:line="50" w:lineRule="exact"/>
                   </w:pPr>
                 </w:p>
               </w:tc>
@@ -1049,7 +1054,7 @@
                 <w:rFonts w:ascii="Avenir Next" w:hAnsi="Avenir Next" w:cs="Avenir Next" w:eastAsia="Avenir Next"/>
                 <w:b/>
                 <w:color w:val="1A1A1A"/>
-                <w:sz w:val="18"/>
+                <w:sz w:val="22"/>
                 <w:szCs w:val="18"/>
               </w:rPr>
               <w:t xml:space="preserve">Which to join</w:t>
@@ -1069,12 +1074,12 @@
     </w:tbl>
     <w:p>
       <w:pPr>
-        <w:spacing w:before="0" w:after="0" w:line="20" w:lineRule="exact"/>
+        <w:spacing w:before="0" w:after="0" w:line="50" w:lineRule="exact"/>
       </w:pPr>
     </w:p>
     <w:p>
       <w:pPr>
-        <w:spacing w:before="0" w:after="0" w:line="20" w:lineRule="exact"/>
+        <w:spacing w:before="0" w:after="0" w:line="50" w:lineRule="exact"/>
       </w:pPr>
     </w:p>
     <w:tbl>
@@ -1124,35 +1129,35 @@
                 <w:rFonts w:ascii="Avenir Next" w:hAnsi="Avenir Next" w:cs="Avenir Next" w:eastAsia="Avenir Next"/>
                 <w:b/>
                 <w:color w:val="1A1A1A"/>
+                <w:sz w:val="22"/>
+                <w:szCs w:val="20"/>
+              </w:rPr>
+              <w:t xml:space="preserve">2.</w:t>
+            </w:r>
+            <w:r>
+              <w:rPr>
+                <w:rFonts w:ascii="Avenir Next" w:hAnsi="Avenir Next" w:cs="Avenir Next" w:eastAsia="Avenir Next"/>
+                <w:color w:val="1A1A1A"/>
                 <w:sz w:val="20"/>
                 <w:szCs w:val="20"/>
               </w:rPr>
-              <w:t xml:space="preserve">2.</w:t>
-            </w:r>
-            <w:r>
-              <w:rPr>
-                <w:rFonts w:ascii="Avenir Next" w:hAnsi="Avenir Next" w:cs="Avenir Next" w:eastAsia="Avenir Next"/>
-                <w:color w:val="1A1A1A"/>
-                <w:sz w:val="20"/>
+              <w:tab/>
+            </w:r>
+            <w:r>
+              <w:rPr>
+                <w:rFonts w:ascii="Avenir Next" w:hAnsi="Avenir Next" w:cs="Avenir Next" w:eastAsia="Avenir Next"/>
+                <w:b/>
+                <w:color w:val="1A1A1A"/>
+                <w:sz w:val="22"/>
                 <w:szCs w:val="20"/>
               </w:rPr>
-              <w:tab/>
-            </w:r>
-            <w:r>
-              <w:rPr>
-                <w:rFonts w:ascii="Avenir Next" w:hAnsi="Avenir Next" w:cs="Avenir Next" w:eastAsia="Avenir Next"/>
-                <w:b/>
-                <w:color w:val="1A1A1A"/>
-                <w:sz w:val="20"/>
-                <w:szCs w:val="20"/>
-              </w:rPr>
               <w:t xml:space="preserve">Two Bean Plots.</w:t>
             </w:r>
             <w:r>
               <w:rPr>
                 <w:rFonts w:ascii="Avenir Next" w:hAnsi="Avenir Next" w:cs="Avenir Next" w:eastAsia="Avenir Next"/>
                 <w:color w:val="1A1A1A"/>
-                <w:sz w:val="20"/>
+                <w:sz w:val="22"/>
                 <w:szCs w:val="20"/>
               </w:rPr>
               <w:t xml:space="preserve">  Plot A lengths (cm): 8, 10, 12, 14, 15, 17, 18. Plot B: 4, 9, 13, 14, 19, 22, 26.</w:t>
@@ -1209,25 +1214,25 @@
                       <w:rFonts w:ascii="Avenir Next" w:hAnsi="Avenir Next" w:cs="Avenir Next" w:eastAsia="Avenir Next"/>
                       <w:b/>
                       <w:color w:val="003A70"/>
+                      <w:sz w:val="22"/>
+                      <w:szCs w:val="20"/>
+                    </w:rPr>
+                    <w:t xml:space="preserve">a.</w:t>
+                  </w:r>
+                  <w:r>
+                    <w:rPr>
+                      <w:rFonts w:ascii="Avenir Next" w:hAnsi="Avenir Next" w:cs="Avenir Next" w:eastAsia="Avenir Next"/>
+                      <w:color w:val="1A1A1A"/>
                       <w:sz w:val="20"/>
                       <w:szCs w:val="20"/>
                     </w:rPr>
-                    <w:t xml:space="preserve">a.</w:t>
-                  </w:r>
-                  <w:r>
-                    <w:rPr>
-                      <w:rFonts w:ascii="Avenir Next" w:hAnsi="Avenir Next" w:cs="Avenir Next" w:eastAsia="Avenir Next"/>
-                      <w:color w:val="1A1A1A"/>
-                      <w:sz w:val="20"/>
-                      <w:szCs w:val="20"/>
-                    </w:rPr>
                     <w:tab/>
                   </w:r>
                   <w:r>
                     <w:rPr>
                       <w:rFonts w:ascii="Avenir Next" w:hAnsi="Avenir Next" w:cs="Avenir Next" w:eastAsia="Avenir Next"/>
                       <w:color w:val="1A1A1A"/>
-                      <w:sz w:val="20"/>
+                      <w:sz w:val="22"/>
                       <w:szCs w:val="20"/>
                     </w:rPr>
                     <w:t xml:space="preserve">Median A:</w:t>
@@ -1271,25 +1276,25 @@
                       <w:rFonts w:ascii="Avenir Next" w:hAnsi="Avenir Next" w:cs="Avenir Next" w:eastAsia="Avenir Next"/>
                       <w:b/>
                       <w:color w:val="003A70"/>
+                      <w:sz w:val="22"/>
+                      <w:szCs w:val="20"/>
+                    </w:rPr>
+                    <w:t xml:space="preserve">b.</w:t>
+                  </w:r>
+                  <w:r>
+                    <w:rPr>
+                      <w:rFonts w:ascii="Avenir Next" w:hAnsi="Avenir Next" w:cs="Avenir Next" w:eastAsia="Avenir Next"/>
+                      <w:color w:val="1A1A1A"/>
                       <w:sz w:val="20"/>
                       <w:szCs w:val="20"/>
                     </w:rPr>
-                    <w:t xml:space="preserve">b.</w:t>
-                  </w:r>
-                  <w:r>
-                    <w:rPr>
-                      <w:rFonts w:ascii="Avenir Next" w:hAnsi="Avenir Next" w:cs="Avenir Next" w:eastAsia="Avenir Next"/>
-                      <w:color w:val="1A1A1A"/>
-                      <w:sz w:val="20"/>
-                      <w:szCs w:val="20"/>
-                    </w:rPr>
                     <w:tab/>
                   </w:r>
                   <w:r>
                     <w:rPr>
                       <w:rFonts w:ascii="Avenir Next" w:hAnsi="Avenir Next" w:cs="Avenir Next" w:eastAsia="Avenir Next"/>
                       <w:color w:val="1A1A1A"/>
-                      <w:sz w:val="20"/>
+                      <w:sz w:val="22"/>
                       <w:szCs w:val="20"/>
                     </w:rPr>
                     <w:t xml:space="preserve">IQR A:</w:t>
@@ -1333,25 +1338,25 @@
                       <w:rFonts w:ascii="Avenir Next" w:hAnsi="Avenir Next" w:cs="Avenir Next" w:eastAsia="Avenir Next"/>
                       <w:b/>
                       <w:color w:val="003A70"/>
+                      <w:sz w:val="22"/>
+                      <w:szCs w:val="20"/>
+                    </w:rPr>
+                    <w:t xml:space="preserve">c.</w:t>
+                  </w:r>
+                  <w:r>
+                    <w:rPr>
+                      <w:rFonts w:ascii="Avenir Next" w:hAnsi="Avenir Next" w:cs="Avenir Next" w:eastAsia="Avenir Next"/>
+                      <w:color w:val="1A1A1A"/>
                       <w:sz w:val="20"/>
                       <w:szCs w:val="20"/>
                     </w:rPr>
-                    <w:t xml:space="preserve">c.</w:t>
-                  </w:r>
-                  <w:r>
-                    <w:rPr>
-                      <w:rFonts w:ascii="Avenir Next" w:hAnsi="Avenir Next" w:cs="Avenir Next" w:eastAsia="Avenir Next"/>
-                      <w:color w:val="1A1A1A"/>
-                      <w:sz w:val="20"/>
-                      <w:szCs w:val="20"/>
-                    </w:rPr>
                     <w:tab/>
                   </w:r>
                   <w:r>
                     <w:rPr>
                       <w:rFonts w:ascii="Avenir Next" w:hAnsi="Avenir Next" w:cs="Avenir Next" w:eastAsia="Avenir Next"/>
                       <w:color w:val="1A1A1A"/>
-                      <w:sz w:val="20"/>
+                      <w:sz w:val="22"/>
                       <w:szCs w:val="20"/>
                     </w:rPr>
                     <w:t xml:space="preserve">Median B:</w:t>
@@ -1395,25 +1400,25 @@
                       <w:rFonts w:ascii="Avenir Next" w:hAnsi="Avenir Next" w:cs="Avenir Next" w:eastAsia="Avenir Next"/>
                       <w:b/>
                       <w:color w:val="003A70"/>
+                      <w:sz w:val="22"/>
+                      <w:szCs w:val="20"/>
+                    </w:rPr>
+                    <w:t xml:space="preserve">d.</w:t>
+                  </w:r>
+                  <w:r>
+                    <w:rPr>
+                      <w:rFonts w:ascii="Avenir Next" w:hAnsi="Avenir Next" w:cs="Avenir Next" w:eastAsia="Avenir Next"/>
+                      <w:color w:val="1A1A1A"/>
                       <w:sz w:val="20"/>
                       <w:szCs w:val="20"/>
                     </w:rPr>
-                    <w:t xml:space="preserve">d.</w:t>
-                  </w:r>
-                  <w:r>
-                    <w:rPr>
-                      <w:rFonts w:ascii="Avenir Next" w:hAnsi="Avenir Next" w:cs="Avenir Next" w:eastAsia="Avenir Next"/>
-                      <w:color w:val="1A1A1A"/>
-                      <w:sz w:val="20"/>
-                      <w:szCs w:val="20"/>
-                    </w:rPr>
                     <w:tab/>
                   </w:r>
                   <w:r>
                     <w:rPr>
                       <w:rFonts w:ascii="Avenir Next" w:hAnsi="Avenir Next" w:cs="Avenir Next" w:eastAsia="Avenir Next"/>
                       <w:color w:val="1A1A1A"/>
-                      <w:sz w:val="20"/>
+                      <w:sz w:val="22"/>
                       <w:szCs w:val="20"/>
                     </w:rPr>
                     <w:t xml:space="preserve">IQR B:</w:t>
@@ -1443,7 +1448,7 @@
           </w:tbl>
           <w:p>
             <w:pPr>
-              <w:spacing w:before="0" w:after="0" w:line="24" w:lineRule="auto"/>
+              <w:spacing w:before="0" w:after="0" w:line="50" w:lineRule="exact"/>
             </w:pPr>
           </w:p>
         </w:tc>
@@ -1451,12 +1456,12 @@
     </w:tbl>
     <w:p>
       <w:pPr>
-        <w:spacing w:before="0" w:after="0" w:line="20" w:lineRule="exact"/>
+        <w:spacing w:before="0" w:after="0" w:line="50" w:lineRule="exact"/>
       </w:pPr>
     </w:p>
     <w:p>
       <w:pPr>
-        <w:spacing w:before="0" w:after="0" w:line="20" w:lineRule="exact"/>
+        <w:spacing w:before="0" w:after="0" w:line="50" w:lineRule="exact"/>
       </w:pPr>
     </w:p>
     <w:tbl>
@@ -1507,35 +1512,35 @@
                 <w:rFonts w:ascii="Avenir Next" w:hAnsi="Avenir Next" w:cs="Avenir Next" w:eastAsia="Avenir Next"/>
                 <w:b/>
                 <w:color w:val="1A1A1A"/>
+                <w:sz w:val="22"/>
+                <w:szCs w:val="20"/>
+              </w:rPr>
+              <w:t xml:space="preserve">3.</w:t>
+            </w:r>
+            <w:r>
+              <w:rPr>
+                <w:rFonts w:ascii="Avenir Next" w:hAnsi="Avenir Next" w:cs="Avenir Next" w:eastAsia="Avenir Next"/>
+                <w:color w:val="1A1A1A"/>
                 <w:sz w:val="20"/>
                 <w:szCs w:val="20"/>
               </w:rPr>
-              <w:t xml:space="preserve">3.</w:t>
-            </w:r>
-            <w:r>
-              <w:rPr>
-                <w:rFonts w:ascii="Avenir Next" w:hAnsi="Avenir Next" w:cs="Avenir Next" w:eastAsia="Avenir Next"/>
-                <w:color w:val="1A1A1A"/>
-                <w:sz w:val="20"/>
+              <w:tab/>
+            </w:r>
+            <w:r>
+              <w:rPr>
+                <w:rFonts w:ascii="Avenir Next" w:hAnsi="Avenir Next" w:cs="Avenir Next" w:eastAsia="Avenir Next"/>
+                <w:b/>
+                <w:color w:val="1A1A1A"/>
+                <w:sz w:val="22"/>
                 <w:szCs w:val="20"/>
               </w:rPr>
-              <w:tab/>
-            </w:r>
-            <w:r>
-              <w:rPr>
-                <w:rFonts w:ascii="Avenir Next" w:hAnsi="Avenir Next" w:cs="Avenir Next" w:eastAsia="Avenir Next"/>
-                <w:b/>
-                <w:color w:val="1A1A1A"/>
-                <w:sz w:val="20"/>
-                <w:szCs w:val="20"/>
-              </w:rPr>
               <w:t xml:space="preserve">Two Months.</w:t>
             </w:r>
             <w:r>
               <w:rPr>
                 <w:rFonts w:ascii="Avenir Next" w:hAnsi="Avenir Next" w:cs="Avenir Next" w:eastAsia="Avenir Next"/>
                 <w:color w:val="1A1A1A"/>
-                <w:sz w:val="20"/>
+                <w:sz w:val="22"/>
                 <w:szCs w:val="20"/>
               </w:rPr>
               <w:t xml:space="preserve">  Month 1: median 210 sales, IQR 15. Month 2: median 190, IQR 45.</w:t>
@@ -1589,25 +1594,25 @@
                       <w:rFonts w:ascii="Avenir Next" w:hAnsi="Avenir Next" w:cs="Avenir Next" w:eastAsia="Avenir Next"/>
                       <w:b/>
                       <w:color w:val="003A70"/>
+                      <w:sz w:val="22"/>
+                      <w:szCs w:val="20"/>
+                    </w:rPr>
+                    <w:t xml:space="preserve">a.</w:t>
+                  </w:r>
+                  <w:r>
+                    <w:rPr>
+                      <w:rFonts w:ascii="Avenir Next" w:hAnsi="Avenir Next" w:cs="Avenir Next" w:eastAsia="Avenir Next"/>
+                      <w:color w:val="1A1A1A"/>
                       <w:sz w:val="20"/>
                       <w:szCs w:val="20"/>
                     </w:rPr>
-                    <w:t xml:space="preserve">a.</w:t>
-                  </w:r>
-                  <w:r>
-                    <w:rPr>
-                      <w:rFonts w:ascii="Avenir Next" w:hAnsi="Avenir Next" w:cs="Avenir Next" w:eastAsia="Avenir Next"/>
-                      <w:color w:val="1A1A1A"/>
-                      <w:sz w:val="20"/>
-                      <w:szCs w:val="20"/>
-                    </w:rPr>
                     <w:tab/>
                   </w:r>
                   <w:r>
                     <w:rPr>
                       <w:rFonts w:ascii="Avenir Next" w:hAnsi="Avenir Next" w:cs="Avenir Next" w:eastAsia="Avenir Next"/>
                       <w:color w:val="1A1A1A"/>
-                      <w:sz w:val="20"/>
+                      <w:sz w:val="22"/>
                       <w:szCs w:val="20"/>
                     </w:rPr>
                     <w:t xml:space="preserve">Typically higher:</w:t>
@@ -1657,25 +1662,25 @@
                       <w:rFonts w:ascii="Avenir Next" w:hAnsi="Avenir Next" w:cs="Avenir Next" w:eastAsia="Avenir Next"/>
                       <w:b/>
                       <w:color w:val="003A70"/>
+                      <w:sz w:val="22"/>
+                      <w:szCs w:val="20"/>
+                    </w:rPr>
+                    <w:t xml:space="preserve">b.</w:t>
+                  </w:r>
+                  <w:r>
+                    <w:rPr>
+                      <w:rFonts w:ascii="Avenir Next" w:hAnsi="Avenir Next" w:cs="Avenir Next" w:eastAsia="Avenir Next"/>
+                      <w:color w:val="1A1A1A"/>
                       <w:sz w:val="20"/>
                       <w:szCs w:val="20"/>
                     </w:rPr>
-                    <w:t xml:space="preserve">b.</w:t>
-                  </w:r>
-                  <w:r>
-                    <w:rPr>
-                      <w:rFonts w:ascii="Avenir Next" w:hAnsi="Avenir Next" w:cs="Avenir Next" w:eastAsia="Avenir Next"/>
-                      <w:color w:val="1A1A1A"/>
-                      <w:sz w:val="20"/>
-                      <w:szCs w:val="20"/>
-                    </w:rPr>
                     <w:tab/>
                   </w:r>
                   <w:r>
                     <w:rPr>
                       <w:rFonts w:ascii="Avenir Next" w:hAnsi="Avenir Next" w:cs="Avenir Next" w:eastAsia="Avenir Next"/>
                       <w:color w:val="1A1A1A"/>
-                      <w:sz w:val="20"/>
+                      <w:sz w:val="22"/>
                       <w:szCs w:val="20"/>
                     </w:rPr>
                     <w:t xml:space="preserve">Steadier:</w:t>
@@ -1705,7 +1710,7 @@
           </w:tbl>
           <w:p>
             <w:pPr>
-              <w:spacing w:before="0" w:after="0" w:line="24" w:lineRule="auto"/>
+              <w:spacing w:before="0" w:after="0" w:line="50" w:lineRule="exact"/>
             </w:pPr>
           </w:p>
         </w:tc>
@@ -1728,35 +1733,35 @@
                 <w:rFonts w:ascii="Avenir Next" w:hAnsi="Avenir Next" w:cs="Avenir Next" w:eastAsia="Avenir Next"/>
                 <w:b/>
                 <w:color w:val="1A1A1A"/>
+                <w:sz w:val="22"/>
+                <w:szCs w:val="20"/>
+              </w:rPr>
+              <w:t xml:space="preserve">4.</w:t>
+            </w:r>
+            <w:r>
+              <w:rPr>
+                <w:rFonts w:ascii="Avenir Next" w:hAnsi="Avenir Next" w:cs="Avenir Next" w:eastAsia="Avenir Next"/>
+                <w:color w:val="1A1A1A"/>
                 <w:sz w:val="20"/>
                 <w:szCs w:val="20"/>
               </w:rPr>
-              <w:t xml:space="preserve">4.</w:t>
-            </w:r>
-            <w:r>
-              <w:rPr>
-                <w:rFonts w:ascii="Avenir Next" w:hAnsi="Avenir Next" w:cs="Avenir Next" w:eastAsia="Avenir Next"/>
-                <w:color w:val="1A1A1A"/>
-                <w:sz w:val="20"/>
+              <w:tab/>
+            </w:r>
+            <w:r>
+              <w:rPr>
+                <w:rFonts w:ascii="Avenir Next" w:hAnsi="Avenir Next" w:cs="Avenir Next" w:eastAsia="Avenir Next"/>
+                <w:b/>
+                <w:color w:val="1A1A1A"/>
+                <w:sz w:val="22"/>
                 <w:szCs w:val="20"/>
               </w:rPr>
-              <w:tab/>
-            </w:r>
-            <w:r>
-              <w:rPr>
-                <w:rFonts w:ascii="Avenir Next" w:hAnsi="Avenir Next" w:cs="Avenir Next" w:eastAsia="Avenir Next"/>
-                <w:b/>
-                <w:color w:val="1A1A1A"/>
-                <w:sz w:val="20"/>
-                <w:szCs w:val="20"/>
-              </w:rPr>
               <w:t xml:space="preserve">Rosa’s Claim.  </w:t>
             </w:r>
             <w:r>
               <w:rPr>
                 <w:rFonts w:ascii="Avenir Next" w:hAnsi="Avenir Next" w:cs="Avenir Next" w:eastAsia="Avenir Next"/>
                 <w:color w:val="1A1A1A"/>
-                <w:sz w:val="20"/>
+                <w:sz w:val="22"/>
                 <w:szCs w:val="20"/>
               </w:rPr>
               <w:t xml:space="preserve">Set E: median 72, IQR 28. Set F: median 68, IQR 7. Rosa says Set E wins in every way. Is Rosa right?</w:t>
@@ -1773,7 +1778,7 @@
                 <w:rFonts w:ascii="Avenir Next" w:hAnsi="Avenir Next" w:cs="Avenir Next" w:eastAsia="Avenir Next"/>
                 <w:b/>
                 <w:color w:val="003A70"/>
-                <w:sz w:val="17"/>
+                <w:sz w:val="22"/>
                 <w:szCs w:val="17"/>
               </w:rPr>
               <w:t xml:space="preserve">Hint  </w:t>
@@ -1783,7 +1788,7 @@
                 <w:rFonts w:ascii="Avenir Next" w:hAnsi="Avenir Next" w:cs="Avenir Next" w:eastAsia="Avenir Next"/>
                 <w:i/>
                 <w:color w:val="5A5F66"/>
-                <w:sz w:val="17"/>
+                <w:sz w:val="22"/>
                 <w:szCs w:val="17"/>
               </w:rPr>
               <w:t xml:space="preserve">A higher median says nothing about spread.</w:t>
@@ -1851,7 +1856,7 @@
                     <w:rPr>
                       <w:rFonts w:ascii="Avenir Next" w:hAnsi="Avenir Next" w:cs="Avenir Next" w:eastAsia="Avenir Next"/>
                       <w:color w:val="1A1A1A"/>
-                      <w:sz w:val="19"/>
+                      <w:sz w:val="22"/>
                       <w:szCs w:val="19"/>
                     </w:rPr>
                     <w:t xml:space="preserve">Right</w:t>
@@ -1890,7 +1895,7 @@
                     <w:rPr>
                       <w:rFonts w:ascii="Avenir Next" w:hAnsi="Avenir Next" w:cs="Avenir Next" w:eastAsia="Avenir Next"/>
                       <w:color w:val="1A1A1A"/>
-                      <w:sz w:val="19"/>
+                      <w:sz w:val="22"/>
                       <w:szCs w:val="19"/>
                     </w:rPr>
                     <w:t xml:space="preserve">Not right</w:t>
@@ -1901,7 +1906,7 @@
           </w:tbl>
           <w:p>
             <w:pPr>
-              <w:spacing w:before="0" w:after="0" w:line="24" w:lineRule="auto"/>
+              <w:spacing w:before="0" w:after="0" w:line="50" w:lineRule="exact"/>
             </w:pPr>
           </w:p>
         </w:tc>
@@ -1909,12 +1914,12 @@
     </w:tbl>
     <w:p>
       <w:pPr>
-        <w:spacing w:before="0" w:after="0" w:line="20" w:lineRule="exact"/>
+        <w:spacing w:before="0" w:after="0" w:line="50" w:lineRule="exact"/>
       </w:pPr>
     </w:p>
     <w:p>
       <w:pPr>
-        <w:spacing w:before="0" w:after="0" w:line="20" w:lineRule="exact"/>
+        <w:spacing w:before="0" w:after="0" w:line="50" w:lineRule="exact"/>
       </w:pPr>
     </w:p>
     <w:tbl>
@@ -1998,18 +2003,18 @@
                       <w:rFonts w:ascii="Avenir Next" w:hAnsi="Avenir Next" w:cs="Avenir Next" w:eastAsia="Avenir Next"/>
                       <w:b/>
                       <w:color w:val="1A1A1A"/>
+                      <w:sz w:val="22"/>
+                      <w:szCs w:val="20"/>
+                    </w:rPr>
+                    <w:t xml:space="preserve">5.</w:t>
+                  </w:r>
+                  <w:r>
+                    <w:rPr>
+                      <w:rFonts w:ascii="Avenir Next" w:hAnsi="Avenir Next" w:cs="Avenir Next" w:eastAsia="Avenir Next"/>
+                      <w:color w:val="1A1A1A"/>
                       <w:sz w:val="20"/>
                       <w:szCs w:val="20"/>
                     </w:rPr>
-                    <w:t xml:space="preserve">5.</w:t>
-                  </w:r>
-                  <w:r>
-                    <w:rPr>
-                      <w:rFonts w:ascii="Avenir Next" w:hAnsi="Avenir Next" w:cs="Avenir Next" w:eastAsia="Avenir Next"/>
-                      <w:color w:val="1A1A1A"/>
-                      <w:sz w:val="20"/>
-                      <w:szCs w:val="20"/>
-                    </w:rPr>
                     <w:tab/>
                   </w:r>
                   <w:r>
@@ -2017,7 +2022,7 @@
                       <w:rFonts w:ascii="Avenir Next" w:hAnsi="Avenir Next" w:cs="Avenir Next" w:eastAsia="Avenir Next"/>
                       <w:b/>
                       <w:color w:val="1A1A1A"/>
-                      <w:sz w:val="20"/>
+                      <w:sz w:val="22"/>
                       <w:szCs w:val="20"/>
                     </w:rPr>
                     <w:t xml:space="preserve">Two Fountains.  </w:t>
@@ -2026,7 +2031,7 @@
                     <w:rPr>
                       <w:rFonts w:ascii="Avenir Next" w:hAnsi="Avenir Next" w:cs="Avenir Next" w:eastAsia="Avenir Next"/>
                       <w:color w:val="1A1A1A"/>
-                      <w:sz w:val="20"/>
+                      <w:sz w:val="22"/>
                       <w:szCs w:val="20"/>
                     </w:rPr>
                     <w:t xml:space="preserve">The box plots show cups served per hour.</w:t>
@@ -2043,7 +2048,7 @@
                       <w:rFonts w:ascii="Avenir Next" w:hAnsi="Avenir Next" w:cs="Avenir Next" w:eastAsia="Avenir Next"/>
                       <w:b/>
                       <w:color w:val="003A70"/>
-                      <w:sz w:val="17"/>
+                      <w:sz w:val="22"/>
                       <w:szCs w:val="17"/>
                     </w:rPr>
                     <w:t xml:space="preserve">Hint  </w:t>
@@ -2053,7 +2058,7 @@
                       <w:rFonts w:ascii="Avenir Next" w:hAnsi="Avenir Next" w:cs="Avenir Next" w:eastAsia="Avenir Next"/>
                       <w:i/>
                       <w:color w:val="5A5F66"/>
-                      <w:sz w:val="17"/>
+                      <w:sz w:val="22"/>
                       <w:szCs w:val="17"/>
                     </w:rPr>
                     <w:t xml:space="preserve">Read the box edges for Q1 and Q3.</w:t>
@@ -2073,25 +2078,25 @@
                       <w:rFonts w:ascii="Avenir Next" w:hAnsi="Avenir Next" w:cs="Avenir Next" w:eastAsia="Avenir Next"/>
                       <w:b/>
                       <w:color w:val="003A70"/>
+                      <w:sz w:val="22"/>
+                      <w:szCs w:val="20"/>
+                    </w:rPr>
+                    <w:t xml:space="preserve">a.</w:t>
+                  </w:r>
+                  <w:r>
+                    <w:rPr>
+                      <w:rFonts w:ascii="Avenir Next" w:hAnsi="Avenir Next" w:cs="Avenir Next" w:eastAsia="Avenir Next"/>
+                      <w:color w:val="1A1A1A"/>
                       <w:sz w:val="20"/>
                       <w:szCs w:val="20"/>
                     </w:rPr>
-                    <w:t xml:space="preserve">a.</w:t>
-                  </w:r>
-                  <w:r>
-                    <w:rPr>
-                      <w:rFonts w:ascii="Avenir Next" w:hAnsi="Avenir Next" w:cs="Avenir Next" w:eastAsia="Avenir Next"/>
-                      <w:color w:val="1A1A1A"/>
-                      <w:sz w:val="20"/>
-                      <w:szCs w:val="20"/>
-                    </w:rPr>
                     <w:tab/>
                   </w:r>
                   <w:r>
                     <w:rPr>
                       <w:rFonts w:ascii="Avenir Next" w:hAnsi="Avenir Next" w:cs="Avenir Next" w:eastAsia="Avenir Next"/>
                       <w:color w:val="1A1A1A"/>
-                      <w:sz w:val="20"/>
+                      <w:sz w:val="22"/>
                       <w:szCs w:val="20"/>
                     </w:rPr>
                     <w:t xml:space="preserve">Median of 1:</w:t>
@@ -2130,25 +2135,25 @@
                       <w:rFonts w:ascii="Avenir Next" w:hAnsi="Avenir Next" w:cs="Avenir Next" w:eastAsia="Avenir Next"/>
                       <w:b/>
                       <w:color w:val="003A70"/>
+                      <w:sz w:val="22"/>
+                      <w:szCs w:val="20"/>
+                    </w:rPr>
+                    <w:t xml:space="preserve">b.</w:t>
+                  </w:r>
+                  <w:r>
+                    <w:rPr>
+                      <w:rFonts w:ascii="Avenir Next" w:hAnsi="Avenir Next" w:cs="Avenir Next" w:eastAsia="Avenir Next"/>
+                      <w:color w:val="1A1A1A"/>
                       <w:sz w:val="20"/>
                       <w:szCs w:val="20"/>
                     </w:rPr>
-                    <w:t xml:space="preserve">b.</w:t>
-                  </w:r>
-                  <w:r>
-                    <w:rPr>
-                      <w:rFonts w:ascii="Avenir Next" w:hAnsi="Avenir Next" w:cs="Avenir Next" w:eastAsia="Avenir Next"/>
-                      <w:color w:val="1A1A1A"/>
-                      <w:sz w:val="20"/>
-                      <w:szCs w:val="20"/>
-                    </w:rPr>
                     <w:tab/>
                   </w:r>
                   <w:r>
                     <w:rPr>
                       <w:rFonts w:ascii="Avenir Next" w:hAnsi="Avenir Next" w:cs="Avenir Next" w:eastAsia="Avenir Next"/>
                       <w:color w:val="1A1A1A"/>
-                      <w:sz w:val="20"/>
+                      <w:sz w:val="22"/>
                       <w:szCs w:val="20"/>
                     </w:rPr>
                     <w:t xml:space="preserve">IQR of 1:</w:t>
@@ -2187,25 +2192,25 @@
                       <w:rFonts w:ascii="Avenir Next" w:hAnsi="Avenir Next" w:cs="Avenir Next" w:eastAsia="Avenir Next"/>
                       <w:b/>
                       <w:color w:val="003A70"/>
+                      <w:sz w:val="22"/>
+                      <w:szCs w:val="20"/>
+                    </w:rPr>
+                    <w:t xml:space="preserve">c.</w:t>
+                  </w:r>
+                  <w:r>
+                    <w:rPr>
+                      <w:rFonts w:ascii="Avenir Next" w:hAnsi="Avenir Next" w:cs="Avenir Next" w:eastAsia="Avenir Next"/>
+                      <w:color w:val="1A1A1A"/>
                       <w:sz w:val="20"/>
                       <w:szCs w:val="20"/>
                     </w:rPr>
-                    <w:t xml:space="preserve">c.</w:t>
-                  </w:r>
-                  <w:r>
-                    <w:rPr>
-                      <w:rFonts w:ascii="Avenir Next" w:hAnsi="Avenir Next" w:cs="Avenir Next" w:eastAsia="Avenir Next"/>
-                      <w:color w:val="1A1A1A"/>
-                      <w:sz w:val="20"/>
-                      <w:szCs w:val="20"/>
-                    </w:rPr>
                     <w:tab/>
                   </w:r>
                   <w:r>
                     <w:rPr>
                       <w:rFonts w:ascii="Avenir Next" w:hAnsi="Avenir Next" w:cs="Avenir Next" w:eastAsia="Avenir Next"/>
                       <w:color w:val="1A1A1A"/>
-                      <w:sz w:val="20"/>
+                      <w:sz w:val="22"/>
                       <w:szCs w:val="20"/>
                     </w:rPr>
                     <w:t xml:space="preserve">Median of 2:</w:t>
@@ -2244,25 +2249,25 @@
                       <w:rFonts w:ascii="Avenir Next" w:hAnsi="Avenir Next" w:cs="Avenir Next" w:eastAsia="Avenir Next"/>
                       <w:b/>
                       <w:color w:val="003A70"/>
+                      <w:sz w:val="22"/>
+                      <w:szCs w:val="20"/>
+                    </w:rPr>
+                    <w:t xml:space="preserve">d.</w:t>
+                  </w:r>
+                  <w:r>
+                    <w:rPr>
+                      <w:rFonts w:ascii="Avenir Next" w:hAnsi="Avenir Next" w:cs="Avenir Next" w:eastAsia="Avenir Next"/>
+                      <w:color w:val="1A1A1A"/>
                       <w:sz w:val="20"/>
                       <w:szCs w:val="20"/>
                     </w:rPr>
-                    <w:t xml:space="preserve">d.</w:t>
-                  </w:r>
-                  <w:r>
-                    <w:rPr>
-                      <w:rFonts w:ascii="Avenir Next" w:hAnsi="Avenir Next" w:cs="Avenir Next" w:eastAsia="Avenir Next"/>
-                      <w:color w:val="1A1A1A"/>
-                      <w:sz w:val="20"/>
-                      <w:szCs w:val="20"/>
-                    </w:rPr>
                     <w:tab/>
                   </w:r>
                   <w:r>
                     <w:rPr>
                       <w:rFonts w:ascii="Avenir Next" w:hAnsi="Avenir Next" w:cs="Avenir Next" w:eastAsia="Avenir Next"/>
                       <w:color w:val="1A1A1A"/>
-                      <w:sz w:val="20"/>
+                      <w:sz w:val="22"/>
                       <w:szCs w:val="20"/>
                     </w:rPr>
                     <w:t xml:space="preserve">IQR of 2:</w:t>
@@ -2301,25 +2306,25 @@
                       <w:rFonts w:ascii="Avenir Next" w:hAnsi="Avenir Next" w:cs="Avenir Next" w:eastAsia="Avenir Next"/>
                       <w:b/>
                       <w:color w:val="003A70"/>
+                      <w:sz w:val="22"/>
+                      <w:szCs w:val="20"/>
+                    </w:rPr>
+                    <w:t xml:space="preserve">e.</w:t>
+                  </w:r>
+                  <w:r>
+                    <w:rPr>
+                      <w:rFonts w:ascii="Avenir Next" w:hAnsi="Avenir Next" w:cs="Avenir Next" w:eastAsia="Avenir Next"/>
+                      <w:color w:val="1A1A1A"/>
                       <w:sz w:val="20"/>
                       <w:szCs w:val="20"/>
                     </w:rPr>
-                    <w:t xml:space="preserve">e.</w:t>
-                  </w:r>
-                  <w:r>
-                    <w:rPr>
-                      <w:rFonts w:ascii="Avenir Next" w:hAnsi="Avenir Next" w:cs="Avenir Next" w:eastAsia="Avenir Next"/>
-                      <w:color w:val="1A1A1A"/>
-                      <w:sz w:val="20"/>
-                      <w:szCs w:val="20"/>
-                    </w:rPr>
                     <w:tab/>
                   </w:r>
                   <w:r>
                     <w:rPr>
                       <w:rFonts w:ascii="Avenir Next" w:hAnsi="Avenir Next" w:cs="Avenir Next" w:eastAsia="Avenir Next"/>
                       <w:color w:val="1A1A1A"/>
-                      <w:sz w:val="20"/>
+                      <w:sz w:val="22"/>
                       <w:szCs w:val="20"/>
                     </w:rPr>
                     <w:t xml:space="preserve">Compare them:</w:t>
@@ -2340,7 +2345,7 @@
                     <w:drawing>
                       <wp:inline distT="0" distB="0" distL="0" distR="0">
                         <wp:extent cx="2743200" cy="1581912"/>
-                        <wp:docPr id="1" name="Figure 1"/>
+                        <wp:docPr id="1" name="Figure 1" descr="Box plot. Axis: Cups per hour, 8 to 30; ticks every 1. Plots shown: five: 10, 13, 19, 25, 28; name: Fountain 1, five: 15, 16, 19, 22, 23; name: Fountain 2."/>
                         <a:graphic xmlns:a="http://schemas.openxmlformats.org/drawingml/2006/main">
                           <a:graphicData uri="http://schemas.openxmlformats.org/drawingml/2006/picture">
                             <pic:pic xmlns:pic="http://schemas.openxmlformats.org/drawingml/2006/picture">
@@ -2375,7 +2380,7 @@
           </w:tbl>
           <w:p>
             <w:pPr>
-              <w:spacing w:before="0" w:after="0" w:line="24" w:lineRule="auto"/>
+              <w:spacing w:before="0" w:after="0" w:line="50" w:lineRule="exact"/>
             </w:pPr>
           </w:p>
         </w:tc>
@@ -2383,12 +2388,12 @@
     </w:tbl>
     <w:p>
       <w:pPr>
-        <w:spacing w:before="0" w:after="0" w:line="20" w:lineRule="exact"/>
+        <w:spacing w:before="0" w:after="0" w:line="50" w:lineRule="exact"/>
       </w:pPr>
     </w:p>
     <w:p>
       <w:pPr>
-        <w:spacing w:before="0" w:after="0" w:line="20" w:lineRule="exact"/>
+        <w:spacing w:before="0" w:after="0" w:line="50" w:lineRule="exact"/>
       </w:pPr>
     </w:p>
     <w:tbl>
@@ -2438,35 +2443,35 @@
                 <w:rFonts w:ascii="Avenir Next" w:hAnsi="Avenir Next" w:cs="Avenir Next" w:eastAsia="Avenir Next"/>
                 <w:b/>
                 <w:color w:val="1A1A1A"/>
+                <w:sz w:val="22"/>
+                <w:szCs w:val="20"/>
+              </w:rPr>
+              <w:t xml:space="preserve">6.</w:t>
+            </w:r>
+            <w:r>
+              <w:rPr>
+                <w:rFonts w:ascii="Avenir Next" w:hAnsi="Avenir Next" w:cs="Avenir Next" w:eastAsia="Avenir Next"/>
+                <w:color w:val="1A1A1A"/>
                 <w:sz w:val="20"/>
                 <w:szCs w:val="20"/>
               </w:rPr>
-              <w:t xml:space="preserve">6.</w:t>
-            </w:r>
-            <w:r>
-              <w:rPr>
-                <w:rFonts w:ascii="Avenir Next" w:hAnsi="Avenir Next" w:cs="Avenir Next" w:eastAsia="Avenir Next"/>
-                <w:color w:val="1A1A1A"/>
-                <w:sz w:val="20"/>
+              <w:tab/>
+            </w:r>
+            <w:r>
+              <w:rPr>
+                <w:rFonts w:ascii="Avenir Next" w:hAnsi="Avenir Next" w:cs="Avenir Next" w:eastAsia="Avenir Next"/>
+                <w:b/>
+                <w:color w:val="1A1A1A"/>
+                <w:sz w:val="22"/>
                 <w:szCs w:val="20"/>
               </w:rPr>
-              <w:tab/>
-            </w:r>
-            <w:r>
-              <w:rPr>
-                <w:rFonts w:ascii="Avenir Next" w:hAnsi="Avenir Next" w:cs="Avenir Next" w:eastAsia="Avenir Next"/>
-                <w:b/>
-                <w:color w:val="1A1A1A"/>
-                <w:sz w:val="20"/>
-                <w:szCs w:val="20"/>
-              </w:rPr>
               <w:t xml:space="preserve">Coach’s Choice.  </w:t>
             </w:r>
             <w:r>
               <w:rPr>
                 <w:rFonts w:ascii="Avenir Next" w:hAnsi="Avenir Next" w:cs="Avenir Next" w:eastAsia="Avenir Next"/>
                 <w:color w:val="1A1A1A"/>
-                <w:sz w:val="20"/>
+                <w:sz w:val="22"/>
                 <w:szCs w:val="20"/>
               </w:rPr>
               <w:t xml:space="preserve">Team 1: median 61 points, IQR 6. Team 2: median 66, IQR 25. The coach wants the team most likely to score close to its usual total.</w:t>
@@ -2534,7 +2539,7 @@
                     <w:rPr>
                       <w:rFonts w:ascii="Avenir Next" w:hAnsi="Avenir Next" w:cs="Avenir Next" w:eastAsia="Avenir Next"/>
                       <w:color w:val="1A1A1A"/>
-                      <w:sz w:val="19"/>
+                      <w:sz w:val="22"/>
                       <w:szCs w:val="19"/>
                     </w:rPr>
                     <w:t xml:space="preserve">Team 1</w:t>
@@ -2573,7 +2578,7 @@
                     <w:rPr>
                       <w:rFonts w:ascii="Avenir Next" w:hAnsi="Avenir Next" w:cs="Avenir Next" w:eastAsia="Avenir Next"/>
                       <w:color w:val="1A1A1A"/>
-                      <w:sz w:val="19"/>
+                      <w:sz w:val="22"/>
                       <w:szCs w:val="19"/>
                     </w:rPr>
                     <w:t xml:space="preserve">Team 2</w:t>
@@ -2595,7 +2600,7 @@
                 <w:rFonts w:ascii="Avenir Next" w:hAnsi="Avenir Next" w:cs="Avenir Next" w:eastAsia="Avenir Next"/>
                 <w:b/>
                 <w:color w:val="1A1A1A"/>
-                <w:sz w:val="18"/>
+                <w:sz w:val="22"/>
                 <w:szCs w:val="18"/>
               </w:rPr>
               <w:t xml:space="preserve">Why</w:t>
@@ -2615,12 +2620,12 @@
     </w:tbl>
     <w:p>
       <w:pPr>
-        <w:spacing w:before="0" w:after="0" w:line="20" w:lineRule="exact"/>
+        <w:spacing w:before="0" w:after="0" w:line="50" w:lineRule="exact"/>
       </w:pPr>
     </w:p>
     <w:p>
       <w:pPr>
-        <w:spacing w:before="0" w:after="0" w:line="20" w:lineRule="exact"/>
+        <w:spacing w:before="0" w:after="0" w:line="50" w:lineRule="exact"/>
       </w:pPr>
     </w:p>
     <w:tbl>
@@ -2670,35 +2675,35 @@
                 <w:rFonts w:ascii="Avenir Next" w:hAnsi="Avenir Next" w:cs="Avenir Next" w:eastAsia="Avenir Next"/>
                 <w:b/>
                 <w:color w:val="1A1A1A"/>
+                <w:sz w:val="22"/>
+                <w:szCs w:val="20"/>
+              </w:rPr>
+              <w:t xml:space="preserve">7.</w:t>
+            </w:r>
+            <w:r>
+              <w:rPr>
+                <w:rFonts w:ascii="Avenir Next" w:hAnsi="Avenir Next" w:cs="Avenir Next" w:eastAsia="Avenir Next"/>
+                <w:color w:val="1A1A1A"/>
                 <w:sz w:val="20"/>
                 <w:szCs w:val="20"/>
               </w:rPr>
-              <w:t xml:space="preserve">7.</w:t>
-            </w:r>
-            <w:r>
-              <w:rPr>
-                <w:rFonts w:ascii="Avenir Next" w:hAnsi="Avenir Next" w:cs="Avenir Next" w:eastAsia="Avenir Next"/>
-                <w:color w:val="1A1A1A"/>
-                <w:sz w:val="20"/>
+              <w:tab/>
+            </w:r>
+            <w:r>
+              <w:rPr>
+                <w:rFonts w:ascii="Avenir Next" w:hAnsi="Avenir Next" w:cs="Avenir Next" w:eastAsia="Avenir Next"/>
+                <w:b/>
+                <w:color w:val="1A1A1A"/>
+                <w:sz w:val="22"/>
                 <w:szCs w:val="20"/>
               </w:rPr>
-              <w:tab/>
-            </w:r>
-            <w:r>
-              <w:rPr>
-                <w:rFonts w:ascii="Avenir Next" w:hAnsi="Avenir Next" w:cs="Avenir Next" w:eastAsia="Avenir Next"/>
-                <w:b/>
-                <w:color w:val="1A1A1A"/>
-                <w:sz w:val="20"/>
-                <w:szCs w:val="20"/>
-              </w:rPr>
               <w:t xml:space="preserve">Two Stores.  </w:t>
             </w:r>
             <w:r>
               <w:rPr>
                 <w:rFonts w:ascii="Avenir Next" w:hAnsi="Avenir Next" w:cs="Avenir Next" w:eastAsia="Avenir Next"/>
                 <w:color w:val="1A1A1A"/>
-                <w:sz w:val="20"/>
+                <w:sz w:val="22"/>
                 <w:szCs w:val="20"/>
               </w:rPr>
               <w:t xml:space="preserve">Store R: median 38 sales, IQR 14. Store S: median 33, IQR 5. Write a comparison that uses both measures.</w:t>
@@ -2744,7 +2749,7 @@
                 </w:tcPr>
                 <w:p>
                   <w:pPr>
-                    <w:spacing w:before="0" w:after="0" w:line="240" w:lineRule="auto"/>
+                    <w:spacing w:before="0" w:after="0" w:line="50" w:lineRule="exact"/>
                   </w:pPr>
                 </w:p>
               </w:tc>
@@ -2764,7 +2769,7 @@
                 </w:tcPr>
                 <w:p>
                   <w:pPr>
-                    <w:spacing w:before="0" w:after="0" w:line="240" w:lineRule="auto"/>
+                    <w:spacing w:before="0" w:after="0" w:line="50" w:lineRule="exact"/>
                   </w:pPr>
                 </w:p>
               </w:tc>
@@ -2772,7 +2777,7 @@
           </w:tbl>
           <w:p>
             <w:pPr>
-              <w:spacing w:before="0" w:after="0" w:line="24" w:lineRule="auto"/>
+              <w:spacing w:before="0" w:after="0" w:line="50" w:lineRule="exact"/>
             </w:pPr>
           </w:p>
         </w:tc>
@@ -2780,12 +2785,12 @@
     </w:tbl>
     <w:p>
       <w:pPr>
-        <w:spacing w:before="0" w:after="0" w:line="20" w:lineRule="exact"/>
+        <w:spacing w:before="0" w:after="0" w:line="50" w:lineRule="exact"/>
       </w:pPr>
     </w:p>
     <w:p>
       <w:pPr>
-        <w:spacing w:before="0" w:after="0" w:line="20" w:lineRule="exact"/>
+        <w:spacing w:before="0" w:after="0" w:line="50" w:lineRule="exact"/>
       </w:pPr>
     </w:p>
     <w:tbl>
@@ -2835,35 +2840,35 @@
                 <w:rFonts w:ascii="Avenir Next" w:hAnsi="Avenir Next" w:cs="Avenir Next" w:eastAsia="Avenir Next"/>
                 <w:b/>
                 <w:color w:val="1A1A1A"/>
+                <w:sz w:val="22"/>
+                <w:szCs w:val="20"/>
+              </w:rPr>
+              <w:t xml:space="preserve">8.</w:t>
+            </w:r>
+            <w:r>
+              <w:rPr>
+                <w:rFonts w:ascii="Avenir Next" w:hAnsi="Avenir Next" w:cs="Avenir Next" w:eastAsia="Avenir Next"/>
+                <w:color w:val="1A1A1A"/>
                 <w:sz w:val="20"/>
                 <w:szCs w:val="20"/>
               </w:rPr>
-              <w:t xml:space="preserve">8.</w:t>
-            </w:r>
-            <w:r>
-              <w:rPr>
-                <w:rFonts w:ascii="Avenir Next" w:hAnsi="Avenir Next" w:cs="Avenir Next" w:eastAsia="Avenir Next"/>
-                <w:color w:val="1A1A1A"/>
-                <w:sz w:val="20"/>
+              <w:tab/>
+            </w:r>
+            <w:r>
+              <w:rPr>
+                <w:rFonts w:ascii="Avenir Next" w:hAnsi="Avenir Next" w:cs="Avenir Next" w:eastAsia="Avenir Next"/>
+                <w:b/>
+                <w:color w:val="1A1A1A"/>
+                <w:sz w:val="22"/>
                 <w:szCs w:val="20"/>
               </w:rPr>
-              <w:tab/>
-            </w:r>
-            <w:r>
-              <w:rPr>
-                <w:rFonts w:ascii="Avenir Next" w:hAnsi="Avenir Next" w:cs="Avenir Next" w:eastAsia="Avenir Next"/>
-                <w:b/>
-                <w:color w:val="1A1A1A"/>
-                <w:sz w:val="20"/>
-                <w:szCs w:val="20"/>
-              </w:rPr>
               <w:t xml:space="preserve">Two Study Methods.  </w:t>
             </w:r>
             <w:r>
               <w:rPr>
                 <w:rFonts w:ascii="Avenir Next" w:hAnsi="Avenir Next" w:cs="Avenir Next" w:eastAsia="Avenir Next"/>
                 <w:color w:val="1A1A1A"/>
-                <w:sz w:val="20"/>
+                <w:sz w:val="22"/>
                 <w:szCs w:val="20"/>
               </w:rPr>
               <w:t xml:space="preserve">Method 1 quiz scores: median 85, IQR 20. Method 2: median 81, IQR 5.</w:t>
@@ -2883,25 +2888,25 @@
                 <w:rFonts w:ascii="Avenir Next" w:hAnsi="Avenir Next" w:cs="Avenir Next" w:eastAsia="Avenir Next"/>
                 <w:b/>
                 <w:color w:val="003A70"/>
+                <w:sz w:val="22"/>
+                <w:szCs w:val="20"/>
+              </w:rPr>
+              <w:t xml:space="preserve">a.</w:t>
+            </w:r>
+            <w:r>
+              <w:rPr>
+                <w:rFonts w:ascii="Avenir Next" w:hAnsi="Avenir Next" w:cs="Avenir Next" w:eastAsia="Avenir Next"/>
+                <w:color w:val="1A1A1A"/>
                 <w:sz w:val="20"/>
                 <w:szCs w:val="20"/>
               </w:rPr>
-              <w:t xml:space="preserve">a.</w:t>
-            </w:r>
-            <w:r>
-              <w:rPr>
-                <w:rFonts w:ascii="Avenir Next" w:hAnsi="Avenir Next" w:cs="Avenir Next" w:eastAsia="Avenir Next"/>
-                <w:color w:val="1A1A1A"/>
-                <w:sz w:val="20"/>
-                <w:szCs w:val="20"/>
-              </w:rPr>
               <w:tab/>
             </w:r>
             <w:r>
               <w:rPr>
                 <w:rFonts w:ascii="Avenir Next" w:hAnsi="Avenir Next" w:cs="Avenir Next" w:eastAsia="Avenir Next"/>
                 <w:color w:val="1A1A1A"/>
-                <w:sz w:val="20"/>
+                <w:sz w:val="22"/>
                 <w:szCs w:val="20"/>
               </w:rPr>
               <w:t xml:space="preserve">Higher typical score:</w:t>
@@ -2940,25 +2945,25 @@
                 <w:rFonts w:ascii="Avenir Next" w:hAnsi="Avenir Next" w:cs="Avenir Next" w:eastAsia="Avenir Next"/>
                 <w:b/>
                 <w:color w:val="003A70"/>
+                <w:sz w:val="22"/>
+                <w:szCs w:val="20"/>
+              </w:rPr>
+              <w:t xml:space="preserve">b.</w:t>
+            </w:r>
+            <w:r>
+              <w:rPr>
+                <w:rFonts w:ascii="Avenir Next" w:hAnsi="Avenir Next" w:cs="Avenir Next" w:eastAsia="Avenir Next"/>
+                <w:color w:val="1A1A1A"/>
                 <w:sz w:val="20"/>
                 <w:szCs w:val="20"/>
               </w:rPr>
-              <w:t xml:space="preserve">b.</w:t>
-            </w:r>
-            <w:r>
-              <w:rPr>
-                <w:rFonts w:ascii="Avenir Next" w:hAnsi="Avenir Next" w:cs="Avenir Next" w:eastAsia="Avenir Next"/>
-                <w:color w:val="1A1A1A"/>
-                <w:sz w:val="20"/>
-                <w:szCs w:val="20"/>
-              </w:rPr>
               <w:tab/>
             </w:r>
             <w:r>
               <w:rPr>
                 <w:rFonts w:ascii="Avenir Next" w:hAnsi="Avenir Next" w:cs="Avenir Next" w:eastAsia="Avenir Next"/>
                 <w:color w:val="1A1A1A"/>
-                <w:sz w:val="20"/>
+                <w:sz w:val="22"/>
                 <w:szCs w:val="20"/>
               </w:rPr>
               <w:t xml:space="preserve">More dependable (use both IQRs):</w:t>
@@ -2997,33 +3002,33 @@
                 <w:rFonts w:ascii="Avenir Next" w:hAnsi="Avenir Next" w:cs="Avenir Next" w:eastAsia="Avenir Next"/>
                 <w:b/>
                 <w:color w:val="003A70"/>
+                <w:sz w:val="22"/>
+                <w:szCs w:val="20"/>
+              </w:rPr>
+              <w:t xml:space="preserve">c.</w:t>
+            </w:r>
+            <w:r>
+              <w:rPr>
+                <w:rFonts w:ascii="Avenir Next" w:hAnsi="Avenir Next" w:cs="Avenir Next" w:eastAsia="Avenir Next"/>
+                <w:color w:val="1A1A1A"/>
                 <w:sz w:val="20"/>
                 <w:szCs w:val="20"/>
               </w:rPr>
-              <w:t xml:space="preserve">c.</w:t>
-            </w:r>
-            <w:r>
-              <w:rPr>
-                <w:rFonts w:ascii="Avenir Next" w:hAnsi="Avenir Next" w:cs="Avenir Next" w:eastAsia="Avenir Next"/>
-                <w:color w:val="1A1A1A"/>
-                <w:sz w:val="20"/>
+              <w:tab/>
+            </w:r>
+            <w:r>
+              <w:rPr>
+                <w:rFonts w:ascii="Avenir Next" w:hAnsi="Avenir Next" w:cs="Avenir Next" w:eastAsia="Avenir Next"/>
+                <w:color w:val="1A1A1A"/>
+                <w:sz w:val="22"/>
                 <w:szCs w:val="20"/>
               </w:rPr>
-              <w:tab/>
-            </w:r>
-            <w:r>
-              <w:rPr>
-                <w:rFonts w:ascii="Avenir Next" w:hAnsi="Avenir Next" w:cs="Avenir Next" w:eastAsia="Avenir Next"/>
-                <w:color w:val="1A1A1A"/>
-                <w:sz w:val="20"/>
-                <w:szCs w:val="20"/>
-              </w:rPr>
               <w:t xml:space="preserve">Pick one method for the whole class. Argue using both measures.</w:t>
             </w:r>
           </w:p>
           <w:p>
             <w:pPr>
-              <w:spacing w:before="0" w:after="0" w:line="60" w:lineRule="auto"/>
+              <w:spacing w:before="0" w:after="0" w:line="50" w:lineRule="exact"/>
             </w:pPr>
           </w:p>
           <w:tbl>
@@ -3081,7 +3086,7 @@
           </w:tbl>
           <w:p>
             <w:pPr>
-              <w:spacing w:before="0" w:after="0" w:line="24" w:lineRule="auto"/>
+              <w:spacing w:before="0" w:after="0" w:line="50" w:lineRule="exact"/>
             </w:pPr>
           </w:p>
         </w:tc>
@@ -3089,11 +3094,12 @@
     </w:tbl>
     <w:p>
       <w:pPr>
-        <w:spacing w:before="0" w:after="0" w:line="20" w:lineRule="exact"/>
+        <w:spacing w:before="0" w:after="0" w:line="50" w:lineRule="exact"/>
       </w:pPr>
     </w:p>
     <w:p>
       <w:pPr>
+        <w:pStyle w:val="Heading2"/>
         <w:keepNext/>
         <w:pBdr>
           <w:bottom w:val="single" w:sz="8" w:space="3" w:color="003A70"/>
@@ -3109,7 +3115,7 @@
           <w:b/>
           <w:color w:val="003A70"/>
           <w:spacing w:val="14"/>
-          <w:sz w:val="19"/>
+          <w:sz w:val="22"/>
           <w:szCs w:val="19"/>
         </w:rPr>
         <w:t xml:space="preserve">FIND THE ERROR</w:t>
@@ -3128,7 +3134,7 @@
           <w:rFonts w:ascii="Avenir Next" w:hAnsi="Avenir Next" w:cs="Avenir Next" w:eastAsia="Avenir Next"/>
           <w:i/>
           <w:color w:val="5A5F66"/>
-          <w:sz w:val="17"/>
+          <w:sz w:val="22"/>
           <w:szCs w:val="17"/>
         </w:rPr>
         <w:t xml:space="preserve">explain the mistake, then fix it</w:t>
@@ -3136,7 +3142,7 @@
     </w:p>
     <w:p>
       <w:pPr>
-        <w:spacing w:before="0" w:after="0" w:line="20" w:lineRule="exact"/>
+        <w:spacing w:before="0" w:after="0" w:line="50" w:lineRule="exact"/>
       </w:pPr>
     </w:p>
     <w:tbl>
@@ -3186,35 +3192,35 @@
                 <w:rFonts w:ascii="Avenir Next" w:hAnsi="Avenir Next" w:cs="Avenir Next" w:eastAsia="Avenir Next"/>
                 <w:b/>
                 <w:color w:val="1A1A1A"/>
+                <w:sz w:val="22"/>
+                <w:szCs w:val="20"/>
+              </w:rPr>
+              <w:t xml:space="preserve">9.</w:t>
+            </w:r>
+            <w:r>
+              <w:rPr>
+                <w:rFonts w:ascii="Avenir Next" w:hAnsi="Avenir Next" w:cs="Avenir Next" w:eastAsia="Avenir Next"/>
+                <w:color w:val="1A1A1A"/>
                 <w:sz w:val="20"/>
                 <w:szCs w:val="20"/>
               </w:rPr>
-              <w:t xml:space="preserve">9.</w:t>
-            </w:r>
-            <w:r>
-              <w:rPr>
-                <w:rFonts w:ascii="Avenir Next" w:hAnsi="Avenir Next" w:cs="Avenir Next" w:eastAsia="Avenir Next"/>
-                <w:color w:val="1A1A1A"/>
-                <w:sz w:val="20"/>
+              <w:tab/>
+            </w:r>
+            <w:r>
+              <w:rPr>
+                <w:rFonts w:ascii="Avenir Next" w:hAnsi="Avenir Next" w:cs="Avenir Next" w:eastAsia="Avenir Next"/>
+                <w:b/>
+                <w:color w:val="1A1A1A"/>
+                <w:sz w:val="22"/>
                 <w:szCs w:val="20"/>
               </w:rPr>
-              <w:tab/>
-            </w:r>
-            <w:r>
-              <w:rPr>
-                <w:rFonts w:ascii="Avenir Next" w:hAnsi="Avenir Next" w:cs="Avenir Next" w:eastAsia="Avenir Next"/>
-                <w:b/>
-                <w:color w:val="1A1A1A"/>
-                <w:sz w:val="20"/>
-                <w:szCs w:val="20"/>
-              </w:rPr>
               <w:t xml:space="preserve">Lucia’s Work.  </w:t>
             </w:r>
             <w:r>
               <w:rPr>
                 <w:rFonts w:ascii="Avenir Next" w:hAnsi="Avenir Next" w:cs="Avenir Next" w:eastAsia="Avenir Next"/>
                 <w:color w:val="1A1A1A"/>
-                <w:sz w:val="20"/>
+                <w:sz w:val="22"/>
                 <w:szCs w:val="20"/>
               </w:rPr>
               <w:t xml:space="preserve">Lucia wrote: “Group 1 has the larger median, so Group 1 must have the larger IQR too.” Explain the mistake.</w:t>
@@ -3260,7 +3266,7 @@
                 </w:tcPr>
                 <w:p>
                   <w:pPr>
-                    <w:spacing w:before="0" w:after="0" w:line="240" w:lineRule="auto"/>
+                    <w:spacing w:before="0" w:after="0" w:line="50" w:lineRule="exact"/>
                   </w:pPr>
                 </w:p>
               </w:tc>
@@ -3280,7 +3286,7 @@
                 </w:tcPr>
                 <w:p>
                   <w:pPr>
-                    <w:spacing w:before="0" w:after="0" w:line="240" w:lineRule="auto"/>
+                    <w:spacing w:before="0" w:after="0" w:line="50" w:lineRule="exact"/>
                   </w:pPr>
                 </w:p>
               </w:tc>
@@ -3288,7 +3294,7 @@
           </w:tbl>
           <w:p>
             <w:pPr>
-              <w:spacing w:before="0" w:after="0" w:line="24" w:lineRule="auto"/>
+              <w:spacing w:before="0" w:after="0" w:line="50" w:lineRule="exact"/>
             </w:pPr>
           </w:p>
         </w:tc>
@@ -3296,11 +3302,12 @@
     </w:tbl>
     <w:p>
       <w:pPr>
-        <w:spacing w:before="0" w:after="0" w:line="20" w:lineRule="exact"/>
+        <w:spacing w:before="0" w:after="0" w:line="50" w:lineRule="exact"/>
       </w:pPr>
     </w:p>
     <w:p>
       <w:pPr>
+        <w:pStyle w:val="Heading2"/>
         <w:keepNext/>
         <w:pBdr>
           <w:bottom w:val="single" w:sz="8" w:space="3" w:color="003A70"/>
@@ -3316,7 +3323,7 @@
           <w:b/>
           <w:color w:val="003A70"/>
           <w:spacing w:val="14"/>
-          <w:sz w:val="19"/>
+          <w:sz w:val="22"/>
           <w:szCs w:val="19"/>
         </w:rPr>
         <w:t xml:space="preserve">TEST PRACTICE</w:t>
@@ -3335,7 +3342,7 @@
           <w:rFonts w:ascii="Avenir Next" w:hAnsi="Avenir Next" w:cs="Avenir Next" w:eastAsia="Avenir Next"/>
           <w:i/>
           <w:color w:val="5A5F66"/>
-          <w:sz w:val="17"/>
+          <w:sz w:val="22"/>
           <w:szCs w:val="17"/>
         </w:rPr>
         <w:t xml:space="preserve">choose the best answer</w:t>
@@ -3343,7 +3350,7 @@
     </w:p>
     <w:p>
       <w:pPr>
-        <w:spacing w:before="0" w:after="0" w:line="20" w:lineRule="exact"/>
+        <w:spacing w:before="0" w:after="0" w:line="50" w:lineRule="exact"/>
       </w:pPr>
     </w:p>
     <w:tbl>
@@ -3393,25 +3400,25 @@
                 <w:rFonts w:ascii="Avenir Next" w:hAnsi="Avenir Next" w:cs="Avenir Next" w:eastAsia="Avenir Next"/>
                 <w:b/>
                 <w:color w:val="1A1A1A"/>
+                <w:sz w:val="22"/>
+                <w:szCs w:val="20"/>
+              </w:rPr>
+              <w:t xml:space="preserve">10.</w:t>
+            </w:r>
+            <w:r>
+              <w:rPr>
+                <w:rFonts w:ascii="Avenir Next" w:hAnsi="Avenir Next" w:cs="Avenir Next" w:eastAsia="Avenir Next"/>
+                <w:color w:val="1A1A1A"/>
                 <w:sz w:val="20"/>
                 <w:szCs w:val="20"/>
               </w:rPr>
-              <w:t xml:space="preserve">10.</w:t>
-            </w:r>
-            <w:r>
-              <w:rPr>
-                <w:rFonts w:ascii="Avenir Next" w:hAnsi="Avenir Next" w:cs="Avenir Next" w:eastAsia="Avenir Next"/>
-                <w:color w:val="1A1A1A"/>
-                <w:sz w:val="20"/>
-                <w:szCs w:val="20"/>
-              </w:rPr>
               <w:tab/>
             </w:r>
             <w:r>
               <w:rPr>
                 <w:rFonts w:ascii="Avenir Next" w:hAnsi="Avenir Next" w:cs="Avenir Next" w:eastAsia="Avenir Next"/>
                 <w:color w:val="1A1A1A"/>
-                <w:sz w:val="20"/>
+                <w:sz w:val="22"/>
                 <w:szCs w:val="20"/>
               </w:rPr>
               <w:t xml:space="preserve">Medians of 48 and 55 differ by —</w:t>
@@ -3467,25 +3474,25 @@
                       <w:rFonts w:ascii="Avenir Next" w:hAnsi="Avenir Next" w:cs="Avenir Next" w:eastAsia="Avenir Next"/>
                       <w:b/>
                       <w:color w:val="003A70"/>
+                      <w:sz w:val="22"/>
+                      <w:szCs w:val="19"/>
+                    </w:rPr>
+                    <w:t xml:space="preserve">A</w:t>
+                  </w:r>
+                  <w:r>
+                    <w:rPr>
+                      <w:rFonts w:ascii="Avenir Next" w:hAnsi="Avenir Next" w:cs="Avenir Next" w:eastAsia="Avenir Next"/>
+                      <w:color w:val="1A1A1A"/>
                       <w:sz w:val="19"/>
                       <w:szCs w:val="19"/>
                     </w:rPr>
-                    <w:t xml:space="preserve">A</w:t>
-                  </w:r>
-                  <w:r>
-                    <w:rPr>
-                      <w:rFonts w:ascii="Avenir Next" w:hAnsi="Avenir Next" w:cs="Avenir Next" w:eastAsia="Avenir Next"/>
-                      <w:color w:val="1A1A1A"/>
-                      <w:sz w:val="19"/>
-                      <w:szCs w:val="19"/>
-                    </w:rPr>
                     <w:tab/>
                   </w:r>
                   <w:r>
                     <w:rPr>
                       <w:rFonts w:ascii="Avenir Next" w:hAnsi="Avenir Next" w:cs="Avenir Next" w:eastAsia="Avenir Next"/>
                       <w:color w:val="1A1A1A"/>
-                      <w:sz w:val="19"/>
+                      <w:sz w:val="22"/>
                       <w:szCs w:val="19"/>
                     </w:rPr>
                     <w:t xml:space="preserve">7</w:t>
@@ -3510,25 +3517,25 @@
                       <w:rFonts w:ascii="Avenir Next" w:hAnsi="Avenir Next" w:cs="Avenir Next" w:eastAsia="Avenir Next"/>
                       <w:b/>
                       <w:color w:val="003A70"/>
+                      <w:sz w:val="22"/>
+                      <w:szCs w:val="19"/>
+                    </w:rPr>
+                    <w:t xml:space="preserve">B</w:t>
+                  </w:r>
+                  <w:r>
+                    <w:rPr>
+                      <w:rFonts w:ascii="Avenir Next" w:hAnsi="Avenir Next" w:cs="Avenir Next" w:eastAsia="Avenir Next"/>
+                      <w:color w:val="1A1A1A"/>
                       <w:sz w:val="19"/>
                       <w:szCs w:val="19"/>
                     </w:rPr>
-                    <w:t xml:space="preserve">B</w:t>
-                  </w:r>
-                  <w:r>
-                    <w:rPr>
-                      <w:rFonts w:ascii="Avenir Next" w:hAnsi="Avenir Next" w:cs="Avenir Next" w:eastAsia="Avenir Next"/>
-                      <w:color w:val="1A1A1A"/>
-                      <w:sz w:val="19"/>
-                      <w:szCs w:val="19"/>
-                    </w:rPr>
                     <w:tab/>
                   </w:r>
                   <w:r>
                     <w:rPr>
                       <w:rFonts w:ascii="Avenir Next" w:hAnsi="Avenir Next" w:cs="Avenir Next" w:eastAsia="Avenir Next"/>
                       <w:color w:val="1A1A1A"/>
-                      <w:sz w:val="19"/>
+                      <w:sz w:val="22"/>
                       <w:szCs w:val="19"/>
                     </w:rPr>
                     <w:t xml:space="preserve">103</w:t>
@@ -3553,25 +3560,25 @@
                       <w:rFonts w:ascii="Avenir Next" w:hAnsi="Avenir Next" w:cs="Avenir Next" w:eastAsia="Avenir Next"/>
                       <w:b/>
                       <w:color w:val="003A70"/>
+                      <w:sz w:val="22"/>
+                      <w:szCs w:val="19"/>
+                    </w:rPr>
+                    <w:t xml:space="preserve">C</w:t>
+                  </w:r>
+                  <w:r>
+                    <w:rPr>
+                      <w:rFonts w:ascii="Avenir Next" w:hAnsi="Avenir Next" w:cs="Avenir Next" w:eastAsia="Avenir Next"/>
+                      <w:color w:val="1A1A1A"/>
                       <w:sz w:val="19"/>
                       <w:szCs w:val="19"/>
                     </w:rPr>
-                    <w:t xml:space="preserve">C</w:t>
-                  </w:r>
-                  <w:r>
-                    <w:rPr>
-                      <w:rFonts w:ascii="Avenir Next" w:hAnsi="Avenir Next" w:cs="Avenir Next" w:eastAsia="Avenir Next"/>
-                      <w:color w:val="1A1A1A"/>
-                      <w:sz w:val="19"/>
-                      <w:szCs w:val="19"/>
-                    </w:rPr>
                     <w:tab/>
                   </w:r>
                   <w:r>
                     <w:rPr>
                       <w:rFonts w:ascii="Avenir Next" w:hAnsi="Avenir Next" w:cs="Avenir Next" w:eastAsia="Avenir Next"/>
                       <w:color w:val="1A1A1A"/>
-                      <w:sz w:val="19"/>
+                      <w:sz w:val="22"/>
                       <w:szCs w:val="19"/>
                     </w:rPr>
                     <w:t xml:space="preserve">8</w:t>
@@ -3596,25 +3603,25 @@
                       <w:rFonts w:ascii="Avenir Next" w:hAnsi="Avenir Next" w:cs="Avenir Next" w:eastAsia="Avenir Next"/>
                       <w:b/>
                       <w:color w:val="003A70"/>
+                      <w:sz w:val="22"/>
+                      <w:szCs w:val="19"/>
+                    </w:rPr>
+                    <w:t xml:space="preserve">D</w:t>
+                  </w:r>
+                  <w:r>
+                    <w:rPr>
+                      <w:rFonts w:ascii="Avenir Next" w:hAnsi="Avenir Next" w:cs="Avenir Next" w:eastAsia="Avenir Next"/>
+                      <w:color w:val="1A1A1A"/>
                       <w:sz w:val="19"/>
                       <w:szCs w:val="19"/>
                     </w:rPr>
-                    <w:t xml:space="preserve">D</w:t>
-                  </w:r>
-                  <w:r>
-                    <w:rPr>
-                      <w:rFonts w:ascii="Avenir Next" w:hAnsi="Avenir Next" w:cs="Avenir Next" w:eastAsia="Avenir Next"/>
-                      <w:color w:val="1A1A1A"/>
-                      <w:sz w:val="19"/>
-                      <w:szCs w:val="19"/>
-                    </w:rPr>
                     <w:tab/>
                   </w:r>
                   <w:r>
                     <w:rPr>
                       <w:rFonts w:ascii="Avenir Next" w:hAnsi="Avenir Next" w:cs="Avenir Next" w:eastAsia="Avenir Next"/>
                       <w:color w:val="1A1A1A"/>
-                      <w:sz w:val="19"/>
+                      <w:sz w:val="22"/>
                       <w:szCs w:val="19"/>
                     </w:rPr>
                     <w:t xml:space="preserve">55</w:t>
@@ -3625,7 +3632,7 @@
           </w:tbl>
           <w:p>
             <w:pPr>
-              <w:spacing w:before="0" w:after="0" w:line="24" w:lineRule="auto"/>
+              <w:spacing w:before="0" w:after="0" w:line="50" w:lineRule="exact"/>
             </w:pPr>
           </w:p>
         </w:tc>
@@ -3633,12 +3640,12 @@
     </w:tbl>
     <w:p>
       <w:pPr>
-        <w:spacing w:before="0" w:after="0" w:line="20" w:lineRule="exact"/>
+        <w:spacing w:before="0" w:after="0" w:line="50" w:lineRule="exact"/>
       </w:pPr>
     </w:p>
     <w:p>
       <w:pPr>
-        <w:spacing w:before="0" w:after="0" w:line="20" w:lineRule="exact"/>
+        <w:spacing w:before="0" w:after="0" w:line="50" w:lineRule="exact"/>
       </w:pPr>
     </w:p>
     <w:tbl>
@@ -3688,25 +3695,25 @@
                 <w:rFonts w:ascii="Avenir Next" w:hAnsi="Avenir Next" w:cs="Avenir Next" w:eastAsia="Avenir Next"/>
                 <w:b/>
                 <w:color w:val="1A1A1A"/>
+                <w:sz w:val="22"/>
+                <w:szCs w:val="20"/>
+              </w:rPr>
+              <w:t xml:space="preserve">11.</w:t>
+            </w:r>
+            <w:r>
+              <w:rPr>
+                <w:rFonts w:ascii="Avenir Next" w:hAnsi="Avenir Next" w:cs="Avenir Next" w:eastAsia="Avenir Next"/>
+                <w:color w:val="1A1A1A"/>
                 <w:sz w:val="20"/>
                 <w:szCs w:val="20"/>
               </w:rPr>
-              <w:t xml:space="preserve">11.</w:t>
-            </w:r>
-            <w:r>
-              <w:rPr>
-                <w:rFonts w:ascii="Avenir Next" w:hAnsi="Avenir Next" w:cs="Avenir Next" w:eastAsia="Avenir Next"/>
-                <w:color w:val="1A1A1A"/>
-                <w:sz w:val="20"/>
-                <w:szCs w:val="20"/>
-              </w:rPr>
               <w:tab/>
             </w:r>
             <w:r>
               <w:rPr>
                 <w:rFonts w:ascii="Avenir Next" w:hAnsi="Avenir Next" w:cs="Avenir Next" w:eastAsia="Avenir Next"/>
                 <w:color w:val="1A1A1A"/>
-                <w:sz w:val="20"/>
+                <w:sz w:val="22"/>
                 <w:szCs w:val="20"/>
               </w:rPr>
               <w:t xml:space="preserve">Group 1: median 12 cm, IQR 3 cm. Group 2: median 12 cm, IQR 9 cm. Which is more consistent?</w:t>
@@ -3760,25 +3767,25 @@
                       <w:rFonts w:ascii="Avenir Next" w:hAnsi="Avenir Next" w:cs="Avenir Next" w:eastAsia="Avenir Next"/>
                       <w:b/>
                       <w:color w:val="003A70"/>
+                      <w:sz w:val="22"/>
+                      <w:szCs w:val="19"/>
+                    </w:rPr>
+                    <w:t xml:space="preserve">A</w:t>
+                  </w:r>
+                  <w:r>
+                    <w:rPr>
+                      <w:rFonts w:ascii="Avenir Next" w:hAnsi="Avenir Next" w:cs="Avenir Next" w:eastAsia="Avenir Next"/>
+                      <w:color w:val="1A1A1A"/>
                       <w:sz w:val="19"/>
                       <w:szCs w:val="19"/>
                     </w:rPr>
-                    <w:t xml:space="preserve">A</w:t>
-                  </w:r>
-                  <w:r>
-                    <w:rPr>
-                      <w:rFonts w:ascii="Avenir Next" w:hAnsi="Avenir Next" w:cs="Avenir Next" w:eastAsia="Avenir Next"/>
-                      <w:color w:val="1A1A1A"/>
-                      <w:sz w:val="19"/>
-                      <w:szCs w:val="19"/>
-                    </w:rPr>
                     <w:tab/>
                   </w:r>
                   <w:r>
                     <w:rPr>
                       <w:rFonts w:ascii="Avenir Next" w:hAnsi="Avenir Next" w:cs="Avenir Next" w:eastAsia="Avenir Next"/>
                       <w:color w:val="1A1A1A"/>
-                      <w:sz w:val="19"/>
+                      <w:sz w:val="22"/>
                       <w:szCs w:val="19"/>
                     </w:rPr>
                     <w:t xml:space="preserve">Group 1</w:t>
@@ -3803,25 +3810,25 @@
                       <w:rFonts w:ascii="Avenir Next" w:hAnsi="Avenir Next" w:cs="Avenir Next" w:eastAsia="Avenir Next"/>
                       <w:b/>
                       <w:color w:val="003A70"/>
+                      <w:sz w:val="22"/>
+                      <w:szCs w:val="19"/>
+                    </w:rPr>
+                    <w:t xml:space="preserve">B</w:t>
+                  </w:r>
+                  <w:r>
+                    <w:rPr>
+                      <w:rFonts w:ascii="Avenir Next" w:hAnsi="Avenir Next" w:cs="Avenir Next" w:eastAsia="Avenir Next"/>
+                      <w:color w:val="1A1A1A"/>
                       <w:sz w:val="19"/>
                       <w:szCs w:val="19"/>
                     </w:rPr>
-                    <w:t xml:space="preserve">B</w:t>
-                  </w:r>
-                  <w:r>
-                    <w:rPr>
-                      <w:rFonts w:ascii="Avenir Next" w:hAnsi="Avenir Next" w:cs="Avenir Next" w:eastAsia="Avenir Next"/>
-                      <w:color w:val="1A1A1A"/>
-                      <w:sz w:val="19"/>
-                      <w:szCs w:val="19"/>
-                    </w:rPr>
                     <w:tab/>
                   </w:r>
                   <w:r>
                     <w:rPr>
                       <w:rFonts w:ascii="Avenir Next" w:hAnsi="Avenir Next" w:cs="Avenir Next" w:eastAsia="Avenir Next"/>
                       <w:color w:val="1A1A1A"/>
-                      <w:sz w:val="19"/>
+                      <w:sz w:val="22"/>
                       <w:szCs w:val="19"/>
                     </w:rPr>
                     <w:t xml:space="preserve">Group 2</w:t>
@@ -3851,25 +3858,25 @@
                       <w:rFonts w:ascii="Avenir Next" w:hAnsi="Avenir Next" w:cs="Avenir Next" w:eastAsia="Avenir Next"/>
                       <w:b/>
                       <w:color w:val="003A70"/>
+                      <w:sz w:val="22"/>
+                      <w:szCs w:val="19"/>
+                    </w:rPr>
+                    <w:t xml:space="preserve">C</w:t>
+                  </w:r>
+                  <w:r>
+                    <w:rPr>
+                      <w:rFonts w:ascii="Avenir Next" w:hAnsi="Avenir Next" w:cs="Avenir Next" w:eastAsia="Avenir Next"/>
+                      <w:color w:val="1A1A1A"/>
                       <w:sz w:val="19"/>
                       <w:szCs w:val="19"/>
                     </w:rPr>
-                    <w:t xml:space="preserve">C</w:t>
-                  </w:r>
-                  <w:r>
-                    <w:rPr>
-                      <w:rFonts w:ascii="Avenir Next" w:hAnsi="Avenir Next" w:cs="Avenir Next" w:eastAsia="Avenir Next"/>
-                      <w:color w:val="1A1A1A"/>
-                      <w:sz w:val="19"/>
-                      <w:szCs w:val="19"/>
-                    </w:rPr>
                     <w:tab/>
                   </w:r>
                   <w:r>
                     <w:rPr>
                       <w:rFonts w:ascii="Avenir Next" w:hAnsi="Avenir Next" w:cs="Avenir Next" w:eastAsia="Avenir Next"/>
                       <w:color w:val="1A1A1A"/>
-                      <w:sz w:val="19"/>
+                      <w:sz w:val="22"/>
                       <w:szCs w:val="19"/>
                     </w:rPr>
                     <w:t xml:space="preserve">They are the same</w:t>
@@ -3894,25 +3901,25 @@
                       <w:rFonts w:ascii="Avenir Next" w:hAnsi="Avenir Next" w:cs="Avenir Next" w:eastAsia="Avenir Next"/>
                       <w:b/>
                       <w:color w:val="003A70"/>
+                      <w:sz w:val="22"/>
+                      <w:szCs w:val="19"/>
+                    </w:rPr>
+                    <w:t xml:space="preserve">D</w:t>
+                  </w:r>
+                  <w:r>
+                    <w:rPr>
+                      <w:rFonts w:ascii="Avenir Next" w:hAnsi="Avenir Next" w:cs="Avenir Next" w:eastAsia="Avenir Next"/>
+                      <w:color w:val="1A1A1A"/>
                       <w:sz w:val="19"/>
                       <w:szCs w:val="19"/>
                     </w:rPr>
-                    <w:t xml:space="preserve">D</w:t>
-                  </w:r>
-                  <w:r>
-                    <w:rPr>
-                      <w:rFonts w:ascii="Avenir Next" w:hAnsi="Avenir Next" w:cs="Avenir Next" w:eastAsia="Avenir Next"/>
-                      <w:color w:val="1A1A1A"/>
-                      <w:sz w:val="19"/>
-                      <w:szCs w:val="19"/>
-                    </w:rPr>
                     <w:tab/>
                   </w:r>
                   <w:r>
                     <w:rPr>
                       <w:rFonts w:ascii="Avenir Next" w:hAnsi="Avenir Next" w:cs="Avenir Next" w:eastAsia="Avenir Next"/>
                       <w:color w:val="1A1A1A"/>
-                      <w:sz w:val="19"/>
+                      <w:sz w:val="22"/>
                       <w:szCs w:val="19"/>
                     </w:rPr>
                     <w:t xml:space="preserve">Cannot tell</w:t>
@@ -3923,7 +3930,7 @@
           </w:tbl>
           <w:p>
             <w:pPr>
-              <w:spacing w:before="0" w:after="0" w:line="24" w:lineRule="auto"/>
+              <w:spacing w:before="0" w:after="0" w:line="50" w:lineRule="exact"/>
             </w:pPr>
           </w:p>
         </w:tc>
@@ -3931,11 +3938,12 @@
     </w:tbl>
     <w:p>
       <w:pPr>
-        <w:spacing w:before="0" w:after="0" w:line="20" w:lineRule="exact"/>
+        <w:spacing w:before="0" w:after="0" w:line="50" w:lineRule="exact"/>
       </w:pPr>
     </w:p>
     <w:p>
       <w:pPr>
+        <w:pStyle w:val="Heading2"/>
         <w:keepNext/>
         <w:pBdr>
           <w:bottom w:val="single" w:sz="8" w:space="3" w:color="003A70"/>
@@ -3951,7 +3959,7 @@
           <w:b/>
           <w:color w:val="003A70"/>
           <w:spacing w:val="14"/>
-          <w:sz w:val="19"/>
+          <w:sz w:val="22"/>
           <w:szCs w:val="19"/>
         </w:rPr>
         <w:t xml:space="preserve">SELF-CHECK CODE</w:t>
@@ -3970,7 +3978,7 @@
           <w:rFonts w:ascii="Avenir Next" w:hAnsi="Avenir Next" w:cs="Avenir Next" w:eastAsia="Avenir Next"/>
           <w:i/>
           <w:color w:val="5A5F66"/>
-          <w:sz w:val="17"/>
+          <w:sz w:val="22"/>
           <w:szCs w:val="17"/>
         </w:rPr>
         <w:t xml:space="preserve">find your answer · copy its letter into that problem’s box · spell a math word</w:t>
@@ -4029,7 +4037,7 @@
                 <w:rFonts w:ascii="Avenir Next" w:hAnsi="Avenir Next" w:cs="Avenir Next" w:eastAsia="Avenir Next"/>
                 <w:b/>
                 <w:color w:val="1A1A1A"/>
-                <w:sz w:val="18"/>
+                <w:sz w:val="22"/>
                 <w:szCs w:val="18"/>
               </w:rPr>
               <w:t xml:space="preserve">Month 1</w:t>
@@ -4045,7 +4053,7 @@
                 <w:rFonts w:ascii="Avenir Next" w:hAnsi="Avenir Next" w:cs="Avenir Next" w:eastAsia="Avenir Next"/>
                 <w:b/>
                 <w:color w:val="003A70"/>
-                <w:sz w:val="18"/>
+                <w:sz w:val="22"/>
                 <w:szCs w:val="18"/>
               </w:rPr>
               <w:t xml:space="preserve">I</w:t>
@@ -4068,7 +4076,7 @@
                 <w:rFonts w:ascii="Avenir Next" w:hAnsi="Avenir Next" w:cs="Avenir Next" w:eastAsia="Avenir Next"/>
                 <w:b/>
                 <w:color w:val="1A1A1A"/>
-                <w:sz w:val="18"/>
+                <w:sz w:val="22"/>
                 <w:szCs w:val="18"/>
               </w:rPr>
               <w:t xml:space="preserve">Month 2</w:t>
@@ -4084,7 +4092,7 @@
                 <w:rFonts w:ascii="Avenir Next" w:hAnsi="Avenir Next" w:cs="Avenir Next" w:eastAsia="Avenir Next"/>
                 <w:b/>
                 <w:color w:val="003A70"/>
-                <w:sz w:val="18"/>
+                <w:sz w:val="22"/>
                 <w:szCs w:val="18"/>
               </w:rPr>
               <w:t xml:space="preserve">Z</w:t>
@@ -4107,7 +4115,7 @@
                 <w:rFonts w:ascii="Avenir Next" w:hAnsi="Avenir Next" w:cs="Avenir Next" w:eastAsia="Avenir Next"/>
                 <w:b/>
                 <w:color w:val="1A1A1A"/>
-                <w:sz w:val="18"/>
+                <w:sz w:val="22"/>
                 <w:szCs w:val="18"/>
               </w:rPr>
               <w:t xml:space="preserve">18</w:t>
@@ -4123,7 +4131,7 @@
                 <w:rFonts w:ascii="Avenir Next" w:hAnsi="Avenir Next" w:cs="Avenir Next" w:eastAsia="Avenir Next"/>
                 <w:b/>
                 <w:color w:val="003A70"/>
-                <w:sz w:val="18"/>
+                <w:sz w:val="22"/>
                 <w:szCs w:val="18"/>
               </w:rPr>
               <w:t xml:space="preserve">X</w:t>
@@ -4146,7 +4154,7 @@
                 <w:rFonts w:ascii="Avenir Next" w:hAnsi="Avenir Next" w:cs="Avenir Next" w:eastAsia="Avenir Next"/>
                 <w:b/>
                 <w:color w:val="1A1A1A"/>
-                <w:sz w:val="18"/>
+                <w:sz w:val="22"/>
                 <w:szCs w:val="18"/>
               </w:rPr>
               <w:t xml:space="preserve">Method 1</w:t>
@@ -4162,7 +4170,7 @@
                 <w:rFonts w:ascii="Avenir Next" w:hAnsi="Avenir Next" w:cs="Avenir Next" w:eastAsia="Avenir Next"/>
                 <w:b/>
                 <w:color w:val="003A70"/>
-                <w:sz w:val="18"/>
+                <w:sz w:val="22"/>
                 <w:szCs w:val="18"/>
               </w:rPr>
               <w:t xml:space="preserve">S</w:t>
@@ -4185,7 +4193,7 @@
                 <w:rFonts w:ascii="Avenir Next" w:hAnsi="Avenir Next" w:cs="Avenir Next" w:eastAsia="Avenir Next"/>
                 <w:b/>
                 <w:color w:val="1A1A1A"/>
-                <w:sz w:val="18"/>
+                <w:sz w:val="22"/>
                 <w:szCs w:val="18"/>
               </w:rPr>
               <w:t xml:space="preserve">12</w:t>
@@ -4201,7 +4209,7 @@
                 <w:rFonts w:ascii="Avenir Next" w:hAnsi="Avenir Next" w:cs="Avenir Next" w:eastAsia="Avenir Next"/>
                 <w:b/>
                 <w:color w:val="003A70"/>
-                <w:sz w:val="18"/>
+                <w:sz w:val="22"/>
                 <w:szCs w:val="18"/>
               </w:rPr>
               <w:t xml:space="preserve">A</w:t>
@@ -4224,7 +4232,7 @@
                 <w:rFonts w:ascii="Avenir Next" w:hAnsi="Avenir Next" w:cs="Avenir Next" w:eastAsia="Avenir Next"/>
                 <w:b/>
                 <w:color w:val="1A1A1A"/>
-                <w:sz w:val="18"/>
+                <w:sz w:val="22"/>
                 <w:szCs w:val="18"/>
               </w:rPr>
               <w:t xml:space="preserve">Booth 1</w:t>
@@ -4240,7 +4248,7 @@
                 <w:rFonts w:ascii="Avenir Next" w:hAnsi="Avenir Next" w:cs="Avenir Next" w:eastAsia="Avenir Next"/>
                 <w:b/>
                 <w:color w:val="003A70"/>
-                <w:sz w:val="18"/>
+                <w:sz w:val="22"/>
                 <w:szCs w:val="18"/>
               </w:rPr>
               <w:t xml:space="preserve">M</w:t>
@@ -4263,7 +4271,7 @@
                 <w:rFonts w:ascii="Avenir Next" w:hAnsi="Avenir Next" w:cs="Avenir Next" w:eastAsia="Avenir Next"/>
                 <w:b/>
                 <w:color w:val="1A1A1A"/>
-                <w:sz w:val="18"/>
+                <w:sz w:val="22"/>
                 <w:szCs w:val="18"/>
               </w:rPr>
               <w:t xml:space="preserve">13</w:t>
@@ -4279,7 +4287,7 @@
                 <w:rFonts w:ascii="Avenir Next" w:hAnsi="Avenir Next" w:cs="Avenir Next" w:eastAsia="Avenir Next"/>
                 <w:b/>
                 <w:color w:val="003A70"/>
-                <w:sz w:val="18"/>
+                <w:sz w:val="22"/>
                 <w:szCs w:val="18"/>
               </w:rPr>
               <w:t xml:space="preserve">D</w:t>
@@ -4302,7 +4310,7 @@
                 <w:rFonts w:ascii="Avenir Next" w:hAnsi="Avenir Next" w:cs="Avenir Next" w:eastAsia="Avenir Next"/>
                 <w:b/>
                 <w:color w:val="1A1A1A"/>
-                <w:sz w:val="18"/>
+                <w:sz w:val="22"/>
                 <w:szCs w:val="18"/>
               </w:rPr>
               <w:t xml:space="preserve">6</w:t>
@@ -4318,7 +4326,7 @@
                 <w:rFonts w:ascii="Avenir Next" w:hAnsi="Avenir Next" w:cs="Avenir Next" w:eastAsia="Avenir Next"/>
                 <w:b/>
                 <w:color w:val="003A70"/>
-                <w:sz w:val="18"/>
+                <w:sz w:val="22"/>
                 <w:szCs w:val="18"/>
               </w:rPr>
               <w:t xml:space="preserve">N</w:t>
@@ -4341,7 +4349,7 @@
                 <w:rFonts w:ascii="Avenir Next" w:hAnsi="Avenir Next" w:cs="Avenir Next" w:eastAsia="Avenir Next"/>
                 <w:b/>
                 <w:color w:val="1A1A1A"/>
-                <w:sz w:val="18"/>
+                <w:sz w:val="22"/>
                 <w:szCs w:val="18"/>
               </w:rPr>
               <w:t xml:space="preserve">Booth 2</w:t>
@@ -4357,7 +4365,7 @@
                 <w:rFonts w:ascii="Avenir Next" w:hAnsi="Avenir Next" w:cs="Avenir Next" w:eastAsia="Avenir Next"/>
                 <w:b/>
                 <w:color w:val="003A70"/>
-                <w:sz w:val="18"/>
+                <w:sz w:val="22"/>
                 <w:szCs w:val="18"/>
               </w:rPr>
               <w:t xml:space="preserve">Q</w:t>
@@ -4380,7 +4388,7 @@
                 <w:rFonts w:ascii="Avenir Next" w:hAnsi="Avenir Next" w:cs="Avenir Next" w:eastAsia="Avenir Next"/>
                 <w:b/>
                 <w:color w:val="1A1A1A"/>
-                <w:sz w:val="18"/>
+                <w:sz w:val="22"/>
                 <w:szCs w:val="18"/>
               </w:rPr>
               <w:t xml:space="preserve">7</w:t>
@@ -4396,7 +4404,7 @@
                 <w:rFonts w:ascii="Avenir Next" w:hAnsi="Avenir Next" w:cs="Avenir Next" w:eastAsia="Avenir Next"/>
                 <w:b/>
                 <w:color w:val="003A70"/>
-                <w:sz w:val="18"/>
+                <w:sz w:val="22"/>
                 <w:szCs w:val="18"/>
               </w:rPr>
               <w:t xml:space="preserve">E</w:t>
@@ -4407,7 +4415,7 @@
     </w:tbl>
     <w:p>
       <w:pPr>
-        <w:spacing w:before="0" w:after="0" w:line="60" w:lineRule="auto"/>
+        <w:spacing w:before="0" w:after="0" w:line="50" w:lineRule="exact"/>
       </w:pPr>
     </w:p>
     <w:tbl>
@@ -4596,7 +4604,7 @@
     </w:tbl>
     <w:p>
       <w:pPr>
-        <w:spacing w:before="0" w:after="0" w:line="40" w:lineRule="auto"/>
+        <w:spacing w:before="0" w:after="0" w:line="50" w:lineRule="exact"/>
       </w:pPr>
     </w:p>
     <w:tbl>
@@ -4638,6 +4646,7 @@
           </w:tcPr>
           <w:p>
             <w:pPr>
+              <w:pStyle w:val="Heading2"/>
               <w:spacing w:before="0" w:after="0" w:line="240" w:lineRule="auto"/>
             </w:pPr>
             <w:r>
@@ -4675,7 +4684,7 @@
               <w:rPr>
                 <w:rFonts w:ascii="Avenir Next" w:hAnsi="Avenir Next" w:cs="Avenir Next" w:eastAsia="Avenir Next"/>
                 <w:color w:val="1A1A1A"/>
-                <w:sz w:val="17"/>
+                <w:sz w:val="22"/>
                 <w:szCs w:val="17"/>
               </w:rPr>
               <w:t xml:space="preserve">  I can do this on my own</w:t>
@@ -4704,7 +4713,7 @@
               <w:rPr>
                 <w:rFonts w:ascii="Avenir Next" w:hAnsi="Avenir Next" w:cs="Avenir Next" w:eastAsia="Avenir Next"/>
                 <w:color w:val="1A1A1A"/>
-                <w:sz w:val="17"/>
+                <w:sz w:val="22"/>
                 <w:szCs w:val="17"/>
               </w:rPr>
               <w:t xml:space="preserve">  I need a little help</w:t>
@@ -4733,7 +4742,7 @@
               <w:rPr>
                 <w:rFonts w:ascii="Avenir Next" w:hAnsi="Avenir Next" w:cs="Avenir Next" w:eastAsia="Avenir Next"/>
                 <w:color w:val="1A1A1A"/>
-                <w:sz w:val="17"/>
+                <w:sz w:val="22"/>
                 <w:szCs w:val="17"/>
               </w:rPr>
               <w:t xml:space="preserve">  I have a question about #</w:t>
@@ -4754,7 +4763,7 @@
     </w:tbl>
     <w:p>
       <w:pPr>
-        <w:spacing w:before="0" w:after="0" w:line="20" w:lineRule="exact"/>
+        <w:spacing w:before="0" w:after="0" w:line="50" w:lineRule="exact"/>
       </w:pPr>
     </w:p>
     <w:sectPr>
@@ -4840,7 +4849,106 @@
               <w:sz w:val="15"/>
               <w:szCs w:val="15"/>
             </w:rPr>
-            <w:t xml:space="preserve">Lesson 2-3  ·  Session 2  ·  Practice Form B</w:t>
+            <w:t xml:space="preserve">2-6 · Page </w:t>
+          </w:r>
+          <w:r>
+            <w:rPr>
+              <w:rFonts w:ascii="Avenir Next" w:hAnsi="Avenir Next" w:cs="Avenir Next" w:eastAsia="Avenir Next"/>
+              <w:color w:val="5A5F66"/>
+              <w:sz w:val="15"/>
+              <w:szCs w:val="15"/>
+            </w:rPr>
+            <w:fldChar w:fldCharType="begin"/>
+          </w:r>
+          <w:r>
+            <w:rPr>
+              <w:rFonts w:ascii="Avenir Next" w:hAnsi="Avenir Next" w:cs="Avenir Next" w:eastAsia="Avenir Next"/>
+              <w:color w:val="5A5F66"/>
+              <w:sz w:val="15"/>
+              <w:szCs w:val="15"/>
+            </w:rPr>
+            <w:instrText xml:space="preserve"> PAGE </w:instrText>
+          </w:r>
+          <w:r>
+            <w:rPr>
+              <w:rFonts w:ascii="Avenir Next" w:hAnsi="Avenir Next" w:cs="Avenir Next" w:eastAsia="Avenir Next"/>
+              <w:color w:val="5A5F66"/>
+              <w:sz w:val="15"/>
+              <w:szCs w:val="15"/>
+            </w:rPr>
+            <w:fldChar w:fldCharType="separate"/>
+          </w:r>
+          <w:r>
+            <w:rPr>
+              <w:rFonts w:ascii="Avenir Next" w:hAnsi="Avenir Next" w:cs="Avenir Next" w:eastAsia="Avenir Next"/>
+              <w:color w:val="5A5F66"/>
+              <w:sz w:val="15"/>
+              <w:szCs w:val="15"/>
+            </w:rPr>
+            <w:t xml:space="preserve">1</w:t>
+          </w:r>
+          <w:r>
+            <w:rPr>
+              <w:rFonts w:ascii="Avenir Next" w:hAnsi="Avenir Next" w:cs="Avenir Next" w:eastAsia="Avenir Next"/>
+              <w:color w:val="5A5F66"/>
+              <w:sz w:val="15"/>
+              <w:szCs w:val="15"/>
+            </w:rPr>
+            <w:fldChar w:fldCharType="end"/>
+          </w:r>
+          <w:r>
+            <w:rPr>
+              <w:rFonts w:ascii="Avenir Next" w:hAnsi="Avenir Next" w:cs="Avenir Next" w:eastAsia="Avenir Next"/>
+              <w:color w:val="5A5F66"/>
+              <w:sz w:val="15"/>
+              <w:szCs w:val="15"/>
+            </w:rPr>
+            <w:t xml:space="preserve"> of </w:t>
+          </w:r>
+          <w:r>
+            <w:rPr>
+              <w:rFonts w:ascii="Avenir Next" w:hAnsi="Avenir Next" w:cs="Avenir Next" w:eastAsia="Avenir Next"/>
+              <w:color w:val="5A5F66"/>
+              <w:sz w:val="15"/>
+              <w:szCs w:val="15"/>
+            </w:rPr>
+            <w:fldChar w:fldCharType="begin"/>
+          </w:r>
+          <w:r>
+            <w:rPr>
+              <w:rFonts w:ascii="Avenir Next" w:hAnsi="Avenir Next" w:cs="Avenir Next" w:eastAsia="Avenir Next"/>
+              <w:color w:val="5A5F66"/>
+              <w:sz w:val="15"/>
+              <w:szCs w:val="15"/>
+            </w:rPr>
+            <w:instrText xml:space="preserve"> NUMPAGES </w:instrText>
+          </w:r>
+          <w:r>
+            <w:rPr>
+              <w:rFonts w:ascii="Avenir Next" w:hAnsi="Avenir Next" w:cs="Avenir Next" w:eastAsia="Avenir Next"/>
+              <w:color w:val="5A5F66"/>
+              <w:sz w:val="15"/>
+              <w:szCs w:val="15"/>
+            </w:rPr>
+            <w:fldChar w:fldCharType="separate"/>
+          </w:r>
+          <w:r>
+            <w:rPr>
+              <w:rFonts w:ascii="Avenir Next" w:hAnsi="Avenir Next" w:cs="Avenir Next" w:eastAsia="Avenir Next"/>
+              <w:color w:val="5A5F66"/>
+              <w:sz w:val="15"/>
+              <w:szCs w:val="15"/>
+            </w:rPr>
+            <w:t xml:space="preserve">1</w:t>
+          </w:r>
+          <w:r>
+            <w:rPr>
+              <w:rFonts w:ascii="Avenir Next" w:hAnsi="Avenir Next" w:cs="Avenir Next" w:eastAsia="Avenir Next"/>
+              <w:color w:val="5A5F66"/>
+              <w:sz w:val="15"/>
+              <w:szCs w:val="15"/>
+            </w:rPr>
+            <w:fldChar w:fldCharType="end"/>
           </w:r>
         </w:p>
       </w:tc>
@@ -4883,5 +4991,23 @@
       </w:tblCellMar>
     </w:tblPr>
   </w:style>
+  <w:style w:type="paragraph" w:styleId="Heading1">
+    <w:name w:val="heading 1"/>
+    <w:basedOn w:val="Normal"/>
+    <w:pPr>
+      <w:outlineLvl w:val="0"/>
+      <w:keepNext w:val="0"/>
+      <w:keepLines w:val="0"/>
+    </w:pPr>
+  </w:style>
+  <w:style w:type="paragraph" w:styleId="Heading2">
+    <w:name w:val="heading 2"/>
+    <w:basedOn w:val="Normal"/>
+    <w:pPr>
+      <w:outlineLvl w:val="1"/>
+      <w:keepNext w:val="0"/>
+      <w:keepLines w:val="0"/>
+    </w:pPr>
+  </w:style>
 </w:styles>
 </file>